--- a/app/templates/PLII_M01.docx
+++ b/app/templates/PLII_M01.docx
@@ -854,15 +854,9 @@
           <w:tcPr>
             <w:tcW w:type="dxa" w:w="2160"/>
           </w:tcPr>
-          <w:p/>
-        </w:tc>
-        <w:tc>
-          <w:tcPr>
-            <w:tcW w:type="dxa" w:w="2160"/>
-          </w:tcPr>
           <w:p>
             <w:r>
-              <w:t>{#ds_nganh}{ten_nganh}</w:t>
+              <w:t>{#ds_nganh}{_stt}</w:t>
             </w:r>
           </w:p>
         </w:tc>
@@ -872,7 +866,7 @@
           </w:tcPr>
           <w:p>
             <w:r>
-              <w:t>{ma_nganh}{/ds_nganh}</w:t>
+              <w:t>{ten_nganh}</w:t>
             </w:r>
           </w:p>
         </w:tc>
@@ -880,7 +874,21 @@
           <w:tcPr>
             <w:tcW w:type="dxa" w:w="2160"/>
           </w:tcPr>
-          <w:p/>
+          <w:p>
+            <w:r>
+              <w:t>{ma_nganh}</w:t>
+            </w:r>
+          </w:p>
+        </w:tc>
+        <w:tc>
+          <w:tcPr>
+            <w:tcW w:type="dxa" w:w="2160"/>
+          </w:tcPr>
+          <w:p>
+            <w:r>
+              <w:t>{la_nganh_chinh}{/ds_nganh}</w:t>
+            </w:r>
+          </w:p>
         </w:tc>
       </w:tr>
     </w:tbl>

--- a/app/templates/PLII_M01.docx
+++ b/app/templates/PLII_M01.docx
@@ -1772,15 +1772,19 @@
           <w:tcPr>
             <w:tcW w:type="dxa" w:w="864"/>
           </w:tcPr>
-          <w:p/>
-        </w:tc>
-        <w:tc>
-          <w:tcPr>
-            <w:tcW w:type="dxa" w:w="864"/>
-          </w:tcPr>
           <w:p>
             <w:r>
-              <w:t>{#ds_tv_ho_gia_dinh}{ho_ten}</w:t>
+              <w:t>{#ds_tv_ho_gia_dinh}{_stt}</w:t>
+            </w:r>
+          </w:p>
+        </w:tc>
+        <w:tc>
+          <w:tcPr>
+            <w:tcW w:type="dxa" w:w="864"/>
+          </w:tcPr>
+          <w:p>
+            <w:r>
+              <w:t>{ho_ten}</w:t>
             </w:r>
           </w:p>
         </w:tc>

--- a/app/templates/PLII_M01.docx
+++ b/app/templates/PLII_M01.docx
@@ -1376,21 +1376,21 @@
         </w:tblBorders>
       </w:tblPr>
       <w:tblGrid>
-        <w:gridCol w:w="864"/>
-        <w:gridCol w:w="864"/>
-        <w:gridCol w:w="864"/>
-        <w:gridCol w:w="864"/>
-        <w:gridCol w:w="864"/>
-        <w:gridCol w:w="864"/>
-        <w:gridCol w:w="864"/>
-        <w:gridCol w:w="864"/>
-        <w:gridCol w:w="864"/>
-        <w:gridCol w:w="864"/>
+        <w:gridCol w:w="567"/>
+        <w:gridCol w:w="567"/>
+        <w:gridCol w:w="1572"/>
+        <w:gridCol w:w="1494"/>
+        <w:gridCol w:w="630"/>
+        <w:gridCol w:w="630"/>
+        <w:gridCol w:w="567"/>
+        <w:gridCol w:w="1023"/>
+        <w:gridCol w:w="1023"/>
+        <w:gridCol w:w="567"/>
       </w:tblGrid>
       <w:tr>
         <w:tc>
           <w:tcPr>
-            <w:tcW w:type="dxa" w:w="864"/>
+            <w:tcW w:type="dxa" w:w="567"/>
           </w:tcPr>
           <w:p>
             <w:r>
@@ -1403,7 +1403,7 @@
         </w:tc>
         <w:tc>
           <w:tcPr>
-            <w:tcW w:type="dxa" w:w="864"/>
+            <w:tcW w:type="dxa" w:w="567"/>
           </w:tcPr>
           <w:p>
             <w:r>
@@ -1416,7 +1416,7 @@
         </w:tc>
         <w:tc>
           <w:tcPr>
-            <w:tcW w:type="dxa" w:w="864"/>
+            <w:tcW w:type="dxa" w:w="1572"/>
           </w:tcPr>
           <w:p>
             <w:r>
@@ -1429,7 +1429,7 @@
         </w:tc>
         <w:tc>
           <w:tcPr>
-            <w:tcW w:type="dxa" w:w="864"/>
+            <w:tcW w:type="dxa" w:w="1494"/>
           </w:tcPr>
           <w:p>
             <w:r>
@@ -1442,7 +1442,7 @@
         </w:tc>
         <w:tc>
           <w:tcPr>
-            <w:tcW w:type="dxa" w:w="864"/>
+            <w:tcW w:type="dxa" w:w="630"/>
           </w:tcPr>
           <w:p>
             <w:r>
@@ -1455,7 +1455,7 @@
         </w:tc>
         <w:tc>
           <w:tcPr>
-            <w:tcW w:type="dxa" w:w="864"/>
+            <w:tcW w:type="dxa" w:w="630"/>
           </w:tcPr>
           <w:p>
             <w:r>
@@ -1468,7 +1468,7 @@
         </w:tc>
         <w:tc>
           <w:tcPr>
-            <w:tcW w:type="dxa" w:w="864"/>
+            <w:tcW w:type="dxa" w:w="567"/>
           </w:tcPr>
           <w:p>
             <w:r>
@@ -1481,7 +1481,7 @@
         </w:tc>
         <w:tc>
           <w:tcPr>
-            <w:tcW w:type="dxa" w:w="864"/>
+            <w:tcW w:type="dxa" w:w="1023"/>
           </w:tcPr>
           <w:p>
             <w:r>
@@ -1494,7 +1494,7 @@
         </w:tc>
         <w:tc>
           <w:tcPr>
-            <w:tcW w:type="dxa" w:w="864"/>
+            <w:tcW w:type="dxa" w:w="1023"/>
           </w:tcPr>
           <w:p>
             <w:r>
@@ -1507,7 +1507,7 @@
         </w:tc>
         <w:tc>
           <w:tcPr>
-            <w:tcW w:type="dxa" w:w="864"/>
+            <w:tcW w:type="dxa" w:w="567"/>
           </w:tcPr>
           <w:p>
             <w:r>
@@ -1522,61 +1522,61 @@
       <w:tr>
         <w:tc>
           <w:tcPr>
-            <w:tcW w:type="dxa" w:w="864"/>
-          </w:tcPr>
-          <w:p/>
-        </w:tc>
-        <w:tc>
-          <w:tcPr>
-            <w:tcW w:type="dxa" w:w="864"/>
-          </w:tcPr>
-          <w:p/>
-        </w:tc>
-        <w:tc>
-          <w:tcPr>
-            <w:tcW w:type="dxa" w:w="864"/>
-          </w:tcPr>
-          <w:p/>
-        </w:tc>
-        <w:tc>
-          <w:tcPr>
-            <w:tcW w:type="dxa" w:w="864"/>
-          </w:tcPr>
-          <w:p/>
-        </w:tc>
-        <w:tc>
-          <w:tcPr>
-            <w:tcW w:type="dxa" w:w="864"/>
-          </w:tcPr>
-          <w:p/>
-        </w:tc>
-        <w:tc>
-          <w:tcPr>
-            <w:tcW w:type="dxa" w:w="864"/>
-          </w:tcPr>
-          <w:p/>
-        </w:tc>
-        <w:tc>
-          <w:tcPr>
-            <w:tcW w:type="dxa" w:w="864"/>
-          </w:tcPr>
-          <w:p/>
-        </w:tc>
-        <w:tc>
-          <w:tcPr>
-            <w:tcW w:type="dxa" w:w="864"/>
-          </w:tcPr>
-          <w:p/>
-        </w:tc>
-        <w:tc>
-          <w:tcPr>
-            <w:tcW w:type="dxa" w:w="864"/>
-          </w:tcPr>
-          <w:p/>
-        </w:tc>
-        <w:tc>
-          <w:tcPr>
-            <w:tcW w:type="dxa" w:w="864"/>
+            <w:tcW w:type="dxa" w:w="567"/>
+          </w:tcPr>
+          <w:p/>
+        </w:tc>
+        <w:tc>
+          <w:tcPr>
+            <w:tcW w:type="dxa" w:w="567"/>
+          </w:tcPr>
+          <w:p/>
+        </w:tc>
+        <w:tc>
+          <w:tcPr>
+            <w:tcW w:type="dxa" w:w="1572"/>
+          </w:tcPr>
+          <w:p/>
+        </w:tc>
+        <w:tc>
+          <w:tcPr>
+            <w:tcW w:type="dxa" w:w="1494"/>
+          </w:tcPr>
+          <w:p/>
+        </w:tc>
+        <w:tc>
+          <w:tcPr>
+            <w:tcW w:type="dxa" w:w="630"/>
+          </w:tcPr>
+          <w:p/>
+        </w:tc>
+        <w:tc>
+          <w:tcPr>
+            <w:tcW w:type="dxa" w:w="630"/>
+          </w:tcPr>
+          <w:p/>
+        </w:tc>
+        <w:tc>
+          <w:tcPr>
+            <w:tcW w:type="dxa" w:w="567"/>
+          </w:tcPr>
+          <w:p/>
+        </w:tc>
+        <w:tc>
+          <w:tcPr>
+            <w:tcW w:type="dxa" w:w="1023"/>
+          </w:tcPr>
+          <w:p/>
+        </w:tc>
+        <w:tc>
+          <w:tcPr>
+            <w:tcW w:type="dxa" w:w="1023"/>
+          </w:tcPr>
+          <w:p/>
+        </w:tc>
+        <w:tc>
+          <w:tcPr>
+            <w:tcW w:type="dxa" w:w="567"/>
           </w:tcPr>
           <w:p/>
         </w:tc>
@@ -1584,61 +1584,61 @@
       <w:tr>
         <w:tc>
           <w:tcPr>
-            <w:tcW w:type="dxa" w:w="864"/>
-          </w:tcPr>
-          <w:p/>
-        </w:tc>
-        <w:tc>
-          <w:tcPr>
-            <w:tcW w:type="dxa" w:w="864"/>
-          </w:tcPr>
-          <w:p/>
-        </w:tc>
-        <w:tc>
-          <w:tcPr>
-            <w:tcW w:type="dxa" w:w="864"/>
-          </w:tcPr>
-          <w:p/>
-        </w:tc>
-        <w:tc>
-          <w:tcPr>
-            <w:tcW w:type="dxa" w:w="864"/>
-          </w:tcPr>
-          <w:p/>
-        </w:tc>
-        <w:tc>
-          <w:tcPr>
-            <w:tcW w:type="dxa" w:w="864"/>
-          </w:tcPr>
-          <w:p/>
-        </w:tc>
-        <w:tc>
-          <w:tcPr>
-            <w:tcW w:type="dxa" w:w="864"/>
-          </w:tcPr>
-          <w:p/>
-        </w:tc>
-        <w:tc>
-          <w:tcPr>
-            <w:tcW w:type="dxa" w:w="864"/>
-          </w:tcPr>
-          <w:p/>
-        </w:tc>
-        <w:tc>
-          <w:tcPr>
-            <w:tcW w:type="dxa" w:w="864"/>
-          </w:tcPr>
-          <w:p/>
-        </w:tc>
-        <w:tc>
-          <w:tcPr>
-            <w:tcW w:type="dxa" w:w="864"/>
-          </w:tcPr>
-          <w:p/>
-        </w:tc>
-        <w:tc>
-          <w:tcPr>
-            <w:tcW w:type="dxa" w:w="864"/>
+            <w:tcW w:type="dxa" w:w="567"/>
+          </w:tcPr>
+          <w:p/>
+        </w:tc>
+        <w:tc>
+          <w:tcPr>
+            <w:tcW w:type="dxa" w:w="567"/>
+          </w:tcPr>
+          <w:p/>
+        </w:tc>
+        <w:tc>
+          <w:tcPr>
+            <w:tcW w:type="dxa" w:w="1572"/>
+          </w:tcPr>
+          <w:p/>
+        </w:tc>
+        <w:tc>
+          <w:tcPr>
+            <w:tcW w:type="dxa" w:w="1494"/>
+          </w:tcPr>
+          <w:p/>
+        </w:tc>
+        <w:tc>
+          <w:tcPr>
+            <w:tcW w:type="dxa" w:w="630"/>
+          </w:tcPr>
+          <w:p/>
+        </w:tc>
+        <w:tc>
+          <w:tcPr>
+            <w:tcW w:type="dxa" w:w="630"/>
+          </w:tcPr>
+          <w:p/>
+        </w:tc>
+        <w:tc>
+          <w:tcPr>
+            <w:tcW w:type="dxa" w:w="567"/>
+          </w:tcPr>
+          <w:p/>
+        </w:tc>
+        <w:tc>
+          <w:tcPr>
+            <w:tcW w:type="dxa" w:w="1023"/>
+          </w:tcPr>
+          <w:p/>
+        </w:tc>
+        <w:tc>
+          <w:tcPr>
+            <w:tcW w:type="dxa" w:w="1023"/>
+          </w:tcPr>
+          <w:p/>
+        </w:tc>
+        <w:tc>
+          <w:tcPr>
+            <w:tcW w:type="dxa" w:w="567"/>
           </w:tcPr>
           <w:p/>
         </w:tc>
@@ -1646,61 +1646,61 @@
       <w:tr>
         <w:tc>
           <w:tcPr>
-            <w:tcW w:type="dxa" w:w="864"/>
-          </w:tcPr>
-          <w:p/>
-        </w:tc>
-        <w:tc>
-          <w:tcPr>
-            <w:tcW w:type="dxa" w:w="864"/>
-          </w:tcPr>
-          <w:p/>
-        </w:tc>
-        <w:tc>
-          <w:tcPr>
-            <w:tcW w:type="dxa" w:w="864"/>
-          </w:tcPr>
-          <w:p/>
-        </w:tc>
-        <w:tc>
-          <w:tcPr>
-            <w:tcW w:type="dxa" w:w="864"/>
-          </w:tcPr>
-          <w:p/>
-        </w:tc>
-        <w:tc>
-          <w:tcPr>
-            <w:tcW w:type="dxa" w:w="864"/>
-          </w:tcPr>
-          <w:p/>
-        </w:tc>
-        <w:tc>
-          <w:tcPr>
-            <w:tcW w:type="dxa" w:w="864"/>
-          </w:tcPr>
-          <w:p/>
-        </w:tc>
-        <w:tc>
-          <w:tcPr>
-            <w:tcW w:type="dxa" w:w="864"/>
-          </w:tcPr>
-          <w:p/>
-        </w:tc>
-        <w:tc>
-          <w:tcPr>
-            <w:tcW w:type="dxa" w:w="864"/>
-          </w:tcPr>
-          <w:p/>
-        </w:tc>
-        <w:tc>
-          <w:tcPr>
-            <w:tcW w:type="dxa" w:w="864"/>
-          </w:tcPr>
-          <w:p/>
-        </w:tc>
-        <w:tc>
-          <w:tcPr>
-            <w:tcW w:type="dxa" w:w="864"/>
+            <w:tcW w:type="dxa" w:w="567"/>
+          </w:tcPr>
+          <w:p/>
+        </w:tc>
+        <w:tc>
+          <w:tcPr>
+            <w:tcW w:type="dxa" w:w="567"/>
+          </w:tcPr>
+          <w:p/>
+        </w:tc>
+        <w:tc>
+          <w:tcPr>
+            <w:tcW w:type="dxa" w:w="1572"/>
+          </w:tcPr>
+          <w:p/>
+        </w:tc>
+        <w:tc>
+          <w:tcPr>
+            <w:tcW w:type="dxa" w:w="1494"/>
+          </w:tcPr>
+          <w:p/>
+        </w:tc>
+        <w:tc>
+          <w:tcPr>
+            <w:tcW w:type="dxa" w:w="630"/>
+          </w:tcPr>
+          <w:p/>
+        </w:tc>
+        <w:tc>
+          <w:tcPr>
+            <w:tcW w:type="dxa" w:w="630"/>
+          </w:tcPr>
+          <w:p/>
+        </w:tc>
+        <w:tc>
+          <w:tcPr>
+            <w:tcW w:type="dxa" w:w="567"/>
+          </w:tcPr>
+          <w:p/>
+        </w:tc>
+        <w:tc>
+          <w:tcPr>
+            <w:tcW w:type="dxa" w:w="1023"/>
+          </w:tcPr>
+          <w:p/>
+        </w:tc>
+        <w:tc>
+          <w:tcPr>
+            <w:tcW w:type="dxa" w:w="1023"/>
+          </w:tcPr>
+          <w:p/>
+        </w:tc>
+        <w:tc>
+          <w:tcPr>
+            <w:tcW w:type="dxa" w:w="567"/>
           </w:tcPr>
           <w:p/>
         </w:tc>
@@ -1708,61 +1708,61 @@
       <w:tr>
         <w:tc>
           <w:tcPr>
-            <w:tcW w:type="dxa" w:w="864"/>
-          </w:tcPr>
-          <w:p/>
-        </w:tc>
-        <w:tc>
-          <w:tcPr>
-            <w:tcW w:type="dxa" w:w="864"/>
-          </w:tcPr>
-          <w:p/>
-        </w:tc>
-        <w:tc>
-          <w:tcPr>
-            <w:tcW w:type="dxa" w:w="864"/>
-          </w:tcPr>
-          <w:p/>
-        </w:tc>
-        <w:tc>
-          <w:tcPr>
-            <w:tcW w:type="dxa" w:w="864"/>
-          </w:tcPr>
-          <w:p/>
-        </w:tc>
-        <w:tc>
-          <w:tcPr>
-            <w:tcW w:type="dxa" w:w="864"/>
-          </w:tcPr>
-          <w:p/>
-        </w:tc>
-        <w:tc>
-          <w:tcPr>
-            <w:tcW w:type="dxa" w:w="864"/>
-          </w:tcPr>
-          <w:p/>
-        </w:tc>
-        <w:tc>
-          <w:tcPr>
-            <w:tcW w:type="dxa" w:w="864"/>
-          </w:tcPr>
-          <w:p/>
-        </w:tc>
-        <w:tc>
-          <w:tcPr>
-            <w:tcW w:type="dxa" w:w="864"/>
-          </w:tcPr>
-          <w:p/>
-        </w:tc>
-        <w:tc>
-          <w:tcPr>
-            <w:tcW w:type="dxa" w:w="864"/>
-          </w:tcPr>
-          <w:p/>
-        </w:tc>
-        <w:tc>
-          <w:tcPr>
-            <w:tcW w:type="dxa" w:w="864"/>
+            <w:tcW w:type="dxa" w:w="567"/>
+          </w:tcPr>
+          <w:p/>
+        </w:tc>
+        <w:tc>
+          <w:tcPr>
+            <w:tcW w:type="dxa" w:w="567"/>
+          </w:tcPr>
+          <w:p/>
+        </w:tc>
+        <w:tc>
+          <w:tcPr>
+            <w:tcW w:type="dxa" w:w="1572"/>
+          </w:tcPr>
+          <w:p/>
+        </w:tc>
+        <w:tc>
+          <w:tcPr>
+            <w:tcW w:type="dxa" w:w="1494"/>
+          </w:tcPr>
+          <w:p/>
+        </w:tc>
+        <w:tc>
+          <w:tcPr>
+            <w:tcW w:type="dxa" w:w="630"/>
+          </w:tcPr>
+          <w:p/>
+        </w:tc>
+        <w:tc>
+          <w:tcPr>
+            <w:tcW w:type="dxa" w:w="630"/>
+          </w:tcPr>
+          <w:p/>
+        </w:tc>
+        <w:tc>
+          <w:tcPr>
+            <w:tcW w:type="dxa" w:w="567"/>
+          </w:tcPr>
+          <w:p/>
+        </w:tc>
+        <w:tc>
+          <w:tcPr>
+            <w:tcW w:type="dxa" w:w="1023"/>
+          </w:tcPr>
+          <w:p/>
+        </w:tc>
+        <w:tc>
+          <w:tcPr>
+            <w:tcW w:type="dxa" w:w="1023"/>
+          </w:tcPr>
+          <w:p/>
+        </w:tc>
+        <w:tc>
+          <w:tcPr>
+            <w:tcW w:type="dxa" w:w="567"/>
           </w:tcPr>
           <w:p/>
         </w:tc>
@@ -1770,7 +1770,7 @@
       <w:tr>
         <w:tc>
           <w:tcPr>
-            <w:tcW w:type="dxa" w:w="864"/>
+            <w:tcW w:type="dxa" w:w="567"/>
           </w:tcPr>
           <w:p>
             <w:r>
@@ -1780,7 +1780,7 @@
         </w:tc>
         <w:tc>
           <w:tcPr>
-            <w:tcW w:type="dxa" w:w="864"/>
+            <w:tcW w:type="dxa" w:w="567"/>
           </w:tcPr>
           <w:p>
             <w:r>
@@ -1790,7 +1790,7 @@
         </w:tc>
         <w:tc>
           <w:tcPr>
-            <w:tcW w:type="dxa" w:w="864"/>
+            <w:tcW w:type="dxa" w:w="1572"/>
           </w:tcPr>
           <w:p>
             <w:r>
@@ -1800,7 +1800,7 @@
         </w:tc>
         <w:tc>
           <w:tcPr>
-            <w:tcW w:type="dxa" w:w="864"/>
+            <w:tcW w:type="dxa" w:w="1494"/>
           </w:tcPr>
           <w:p>
             <w:r>
@@ -1810,7 +1810,7 @@
         </w:tc>
         <w:tc>
           <w:tcPr>
-            <w:tcW w:type="dxa" w:w="864"/>
+            <w:tcW w:type="dxa" w:w="630"/>
           </w:tcPr>
           <w:p>
             <w:r>
@@ -1820,7 +1820,7 @@
         </w:tc>
         <w:tc>
           <w:tcPr>
-            <w:tcW w:type="dxa" w:w="864"/>
+            <w:tcW w:type="dxa" w:w="630"/>
           </w:tcPr>
           <w:p>
             <w:r>
@@ -1830,7 +1830,7 @@
         </w:tc>
         <w:tc>
           <w:tcPr>
-            <w:tcW w:type="dxa" w:w="864"/>
+            <w:tcW w:type="dxa" w:w="567"/>
           </w:tcPr>
           <w:p>
             <w:r>
@@ -1840,7 +1840,7 @@
         </w:tc>
         <w:tc>
           <w:tcPr>
-            <w:tcW w:type="dxa" w:w="864"/>
+            <w:tcW w:type="dxa" w:w="1023"/>
           </w:tcPr>
           <w:p>
             <w:r>
@@ -1850,7 +1850,7 @@
         </w:tc>
         <w:tc>
           <w:tcPr>
-            <w:tcW w:type="dxa" w:w="864"/>
+            <w:tcW w:type="dxa" w:w="1023"/>
           </w:tcPr>
           <w:p>
             <w:r>
@@ -1860,7 +1860,7 @@
         </w:tc>
         <w:tc>
           <w:tcPr>
-            <w:tcW w:type="dxa" w:w="864"/>
+            <w:tcW w:type="dxa" w:w="567"/>
           </w:tcPr>
           <w:p>
             <w:r>

--- a/app/templates/PLII_M01.docx
+++ b/app/templates/PLII_M01.docx
@@ -51,7 +51,7 @@
           <w:sz-cs w:val="24"/>
           <w:i/>
         </w:rPr>
-        <w:t>{dia_diem_ky}, ngày {ngay_ky_vb}tháng {thang_ky_vb} năm {nam_ky_vb}</w:t>
+        <w:t>{dia_diem_ky}, ngày {ngay_ky_vb} tháng {thang_ky_vb} năm {nam_ky_vb}</w:t>
       </w:r>
     </w:p>
     <w:p>
@@ -415,7 +415,7 @@
           <w:sz w:val="24"/>
           <w:sz-cs w:val="24"/>
         </w:rPr>
-        <w:t>:{hkd_ten_tieng_viet}</w:t>
+        <w:t>: {hkd_ten_tieng_viet}</w:t>
       </w:r>
     </w:p>
     <w:p>
@@ -445,7 +445,7 @@
           <w:sz w:val="24"/>
           <w:sz-cs w:val="24"/>
         </w:rPr>
-        <w:t>:{hkd_ten_tieng_nuoc}</w:t>
+        <w:t>: {hkd_ten_tieng_nuoc}</w:t>
       </w:r>
     </w:p>
     <w:p>
@@ -475,7 +475,7 @@
           <w:sz w:val="24"/>
           <w:sz-cs w:val="24"/>
         </w:rPr>
-        <w:t>:{hkd_ten_viet_tat}</w:t>
+        <w:t>: {hkd_ten_viet_tat}</w:t>
       </w:r>
     </w:p>
     <w:p>
@@ -541,7 +541,7 @@
           <w:sz w:val="24"/>
           <w:sz-cs w:val="24"/>
         </w:rPr>
-        <w:t>Điện thoại:{dien_thoai_khac} Fax</w:t>
+        <w:t>Điện thoại: {dien_thoai_khac} Fax</w:t>
       </w:r>
       <w:r>
         <w:rPr>
@@ -588,7 +588,7 @@
           <w:sz w:val="24"/>
           <w:sz-cs w:val="24"/>
         </w:rPr>
-        <w:t>: {email_tru_so}Website</w:t>
+        <w:t>: {email_tru_so} Website</w:t>
       </w:r>
       <w:r>
         <w:rPr>
@@ -605,7 +605,7 @@
           <w:sz w:val="24"/>
           <w:sz-cs w:val="24"/>
         </w:rPr>
-        <w:t>:{website}</w:t>
+        <w:t>: {website}</w:t>
         <w:tab/>
       </w:r>
     </w:p>

--- a/app/templates/PLII_M01.docx
+++ b/app/templates/PLII_M01.docx
@@ -1362,9 +1362,22 @@
         <w:t xml:space="preserve"/>
       </w:r>
     </w:p>
+    <w:p>
+      <w:pPr>
+        <w:spacing w:before="0" w:after="0" w:line="20" w:lineRule="exact"/>
+        <w:rPr>
+          <w:sz w:val="2"/>
+          <w:szCs w:val="2"/>
+        </w:rPr>
+        <w:sectPr>
+          <w:pgSz w:w="12240" w:h="15840"/>
+          <w:pgMar w:top="1440" w:right="1800" w:bottom="1440" w:left="1800"/>
+        </w:sectPr>
+      </w:pPr>
+    </w:p>
     <w:tbl>
       <w:tblPr>
-        <w:tblW w:type="auto" w:w="0"/>
+        <w:tblW w:type="dxa" w:w="14400"/>
         <w:tblLook w:firstColumn="1" w:firstRow="1" w:lastColumn="0" w:lastRow="0" w:noHBand="0" w:noVBand="1" w:val="04A0"/>
         <w:tblBorders>
           <w:top w:val="single" w:sz="4" w:color="000000"/>
@@ -1376,21 +1389,21 @@
         </w:tblBorders>
       </w:tblPr>
       <w:tblGrid>
-        <w:gridCol w:w="567"/>
-        <w:gridCol w:w="567"/>
-        <w:gridCol w:w="1572"/>
-        <w:gridCol w:w="1494"/>
-        <w:gridCol w:w="630"/>
-        <w:gridCol w:w="630"/>
-        <w:gridCol w:w="567"/>
-        <w:gridCol w:w="1023"/>
-        <w:gridCol w:w="1023"/>
-        <w:gridCol w:w="567"/>
+        <w:gridCol w:w="900"/>
+        <w:gridCol w:w="900"/>
+        <w:gridCol w:w="2651"/>
+        <w:gridCol w:w="2520"/>
+        <w:gridCol w:w="1080"/>
+        <w:gridCol w:w="1081"/>
+        <w:gridCol w:w="900"/>
+        <w:gridCol w:w="1734"/>
+        <w:gridCol w:w="1734"/>
+        <w:gridCol w:w="900"/>
       </w:tblGrid>
       <w:tr>
         <w:tc>
           <w:tcPr>
-            <w:tcW w:type="dxa" w:w="567"/>
+            <w:tcW w:type="dxa" w:w="900"/>
           </w:tcPr>
           <w:p>
             <w:r>
@@ -1403,7 +1416,7 @@
         </w:tc>
         <w:tc>
           <w:tcPr>
-            <w:tcW w:type="dxa" w:w="567"/>
+            <w:tcW w:type="dxa" w:w="900"/>
           </w:tcPr>
           <w:p>
             <w:r>
@@ -1416,7 +1429,7 @@
         </w:tc>
         <w:tc>
           <w:tcPr>
-            <w:tcW w:type="dxa" w:w="1572"/>
+            <w:tcW w:type="dxa" w:w="2651"/>
           </w:tcPr>
           <w:p>
             <w:r>
@@ -1429,7 +1442,7 @@
         </w:tc>
         <w:tc>
           <w:tcPr>
-            <w:tcW w:type="dxa" w:w="1494"/>
+            <w:tcW w:type="dxa" w:w="2520"/>
           </w:tcPr>
           <w:p>
             <w:r>
@@ -1442,7 +1455,7 @@
         </w:tc>
         <w:tc>
           <w:tcPr>
-            <w:tcW w:type="dxa" w:w="630"/>
+            <w:tcW w:type="dxa" w:w="1080"/>
           </w:tcPr>
           <w:p>
             <w:r>
@@ -1455,7 +1468,7 @@
         </w:tc>
         <w:tc>
           <w:tcPr>
-            <w:tcW w:type="dxa" w:w="630"/>
+            <w:tcW w:type="dxa" w:w="1081"/>
           </w:tcPr>
           <w:p>
             <w:r>
@@ -1468,7 +1481,7 @@
         </w:tc>
         <w:tc>
           <w:tcPr>
-            <w:tcW w:type="dxa" w:w="567"/>
+            <w:tcW w:type="dxa" w:w="900"/>
           </w:tcPr>
           <w:p>
             <w:r>
@@ -1481,7 +1494,7 @@
         </w:tc>
         <w:tc>
           <w:tcPr>
-            <w:tcW w:type="dxa" w:w="1023"/>
+            <w:tcW w:type="dxa" w:w="1734"/>
           </w:tcPr>
           <w:p>
             <w:r>
@@ -1494,7 +1507,7 @@
         </w:tc>
         <w:tc>
           <w:tcPr>
-            <w:tcW w:type="dxa" w:w="1023"/>
+            <w:tcW w:type="dxa" w:w="1734"/>
           </w:tcPr>
           <w:p>
             <w:r>
@@ -1507,7 +1520,7 @@
         </w:tc>
         <w:tc>
           <w:tcPr>
-            <w:tcW w:type="dxa" w:w="567"/>
+            <w:tcW w:type="dxa" w:w="900"/>
           </w:tcPr>
           <w:p>
             <w:r>
@@ -1522,61 +1535,61 @@
       <w:tr>
         <w:tc>
           <w:tcPr>
-            <w:tcW w:type="dxa" w:w="567"/>
-          </w:tcPr>
-          <w:p/>
-        </w:tc>
-        <w:tc>
-          <w:tcPr>
-            <w:tcW w:type="dxa" w:w="567"/>
-          </w:tcPr>
-          <w:p/>
-        </w:tc>
-        <w:tc>
-          <w:tcPr>
-            <w:tcW w:type="dxa" w:w="1572"/>
-          </w:tcPr>
-          <w:p/>
-        </w:tc>
-        <w:tc>
-          <w:tcPr>
-            <w:tcW w:type="dxa" w:w="1494"/>
-          </w:tcPr>
-          <w:p/>
-        </w:tc>
-        <w:tc>
-          <w:tcPr>
-            <w:tcW w:type="dxa" w:w="630"/>
-          </w:tcPr>
-          <w:p/>
-        </w:tc>
-        <w:tc>
-          <w:tcPr>
-            <w:tcW w:type="dxa" w:w="630"/>
-          </w:tcPr>
-          <w:p/>
-        </w:tc>
-        <w:tc>
-          <w:tcPr>
-            <w:tcW w:type="dxa" w:w="567"/>
-          </w:tcPr>
-          <w:p/>
-        </w:tc>
-        <w:tc>
-          <w:tcPr>
-            <w:tcW w:type="dxa" w:w="1023"/>
-          </w:tcPr>
-          <w:p/>
-        </w:tc>
-        <w:tc>
-          <w:tcPr>
-            <w:tcW w:type="dxa" w:w="1023"/>
-          </w:tcPr>
-          <w:p/>
-        </w:tc>
-        <w:tc>
-          <w:tcPr>
-            <w:tcW w:type="dxa" w:w="567"/>
+            <w:tcW w:type="dxa" w:w="900"/>
+          </w:tcPr>
+          <w:p/>
+        </w:tc>
+        <w:tc>
+          <w:tcPr>
+            <w:tcW w:type="dxa" w:w="900"/>
+          </w:tcPr>
+          <w:p/>
+        </w:tc>
+        <w:tc>
+          <w:tcPr>
+            <w:tcW w:type="dxa" w:w="2651"/>
+          </w:tcPr>
+          <w:p/>
+        </w:tc>
+        <w:tc>
+          <w:tcPr>
+            <w:tcW w:type="dxa" w:w="2520"/>
+          </w:tcPr>
+          <w:p/>
+        </w:tc>
+        <w:tc>
+          <w:tcPr>
+            <w:tcW w:type="dxa" w:w="1080"/>
+          </w:tcPr>
+          <w:p/>
+        </w:tc>
+        <w:tc>
+          <w:tcPr>
+            <w:tcW w:type="dxa" w:w="1081"/>
+          </w:tcPr>
+          <w:p/>
+        </w:tc>
+        <w:tc>
+          <w:tcPr>
+            <w:tcW w:type="dxa" w:w="900"/>
+          </w:tcPr>
+          <w:p/>
+        </w:tc>
+        <w:tc>
+          <w:tcPr>
+            <w:tcW w:type="dxa" w:w="1734"/>
+          </w:tcPr>
+          <w:p/>
+        </w:tc>
+        <w:tc>
+          <w:tcPr>
+            <w:tcW w:type="dxa" w:w="1734"/>
+          </w:tcPr>
+          <w:p/>
+        </w:tc>
+        <w:tc>
+          <w:tcPr>
+            <w:tcW w:type="dxa" w:w="900"/>
           </w:tcPr>
           <w:p/>
         </w:tc>
@@ -1584,61 +1597,61 @@
       <w:tr>
         <w:tc>
           <w:tcPr>
-            <w:tcW w:type="dxa" w:w="567"/>
-          </w:tcPr>
-          <w:p/>
-        </w:tc>
-        <w:tc>
-          <w:tcPr>
-            <w:tcW w:type="dxa" w:w="567"/>
-          </w:tcPr>
-          <w:p/>
-        </w:tc>
-        <w:tc>
-          <w:tcPr>
-            <w:tcW w:type="dxa" w:w="1572"/>
-          </w:tcPr>
-          <w:p/>
-        </w:tc>
-        <w:tc>
-          <w:tcPr>
-            <w:tcW w:type="dxa" w:w="1494"/>
-          </w:tcPr>
-          <w:p/>
-        </w:tc>
-        <w:tc>
-          <w:tcPr>
-            <w:tcW w:type="dxa" w:w="630"/>
-          </w:tcPr>
-          <w:p/>
-        </w:tc>
-        <w:tc>
-          <w:tcPr>
-            <w:tcW w:type="dxa" w:w="630"/>
-          </w:tcPr>
-          <w:p/>
-        </w:tc>
-        <w:tc>
-          <w:tcPr>
-            <w:tcW w:type="dxa" w:w="567"/>
-          </w:tcPr>
-          <w:p/>
-        </w:tc>
-        <w:tc>
-          <w:tcPr>
-            <w:tcW w:type="dxa" w:w="1023"/>
-          </w:tcPr>
-          <w:p/>
-        </w:tc>
-        <w:tc>
-          <w:tcPr>
-            <w:tcW w:type="dxa" w:w="1023"/>
-          </w:tcPr>
-          <w:p/>
-        </w:tc>
-        <w:tc>
-          <w:tcPr>
-            <w:tcW w:type="dxa" w:w="567"/>
+            <w:tcW w:type="dxa" w:w="900"/>
+          </w:tcPr>
+          <w:p/>
+        </w:tc>
+        <w:tc>
+          <w:tcPr>
+            <w:tcW w:type="dxa" w:w="900"/>
+          </w:tcPr>
+          <w:p/>
+        </w:tc>
+        <w:tc>
+          <w:tcPr>
+            <w:tcW w:type="dxa" w:w="2651"/>
+          </w:tcPr>
+          <w:p/>
+        </w:tc>
+        <w:tc>
+          <w:tcPr>
+            <w:tcW w:type="dxa" w:w="2520"/>
+          </w:tcPr>
+          <w:p/>
+        </w:tc>
+        <w:tc>
+          <w:tcPr>
+            <w:tcW w:type="dxa" w:w="1080"/>
+          </w:tcPr>
+          <w:p/>
+        </w:tc>
+        <w:tc>
+          <w:tcPr>
+            <w:tcW w:type="dxa" w:w="1081"/>
+          </w:tcPr>
+          <w:p/>
+        </w:tc>
+        <w:tc>
+          <w:tcPr>
+            <w:tcW w:type="dxa" w:w="900"/>
+          </w:tcPr>
+          <w:p/>
+        </w:tc>
+        <w:tc>
+          <w:tcPr>
+            <w:tcW w:type="dxa" w:w="1734"/>
+          </w:tcPr>
+          <w:p/>
+        </w:tc>
+        <w:tc>
+          <w:tcPr>
+            <w:tcW w:type="dxa" w:w="1734"/>
+          </w:tcPr>
+          <w:p/>
+        </w:tc>
+        <w:tc>
+          <w:tcPr>
+            <w:tcW w:type="dxa" w:w="900"/>
           </w:tcPr>
           <w:p/>
         </w:tc>
@@ -1646,61 +1659,61 @@
       <w:tr>
         <w:tc>
           <w:tcPr>
-            <w:tcW w:type="dxa" w:w="567"/>
-          </w:tcPr>
-          <w:p/>
-        </w:tc>
-        <w:tc>
-          <w:tcPr>
-            <w:tcW w:type="dxa" w:w="567"/>
-          </w:tcPr>
-          <w:p/>
-        </w:tc>
-        <w:tc>
-          <w:tcPr>
-            <w:tcW w:type="dxa" w:w="1572"/>
-          </w:tcPr>
-          <w:p/>
-        </w:tc>
-        <w:tc>
-          <w:tcPr>
-            <w:tcW w:type="dxa" w:w="1494"/>
-          </w:tcPr>
-          <w:p/>
-        </w:tc>
-        <w:tc>
-          <w:tcPr>
-            <w:tcW w:type="dxa" w:w="630"/>
-          </w:tcPr>
-          <w:p/>
-        </w:tc>
-        <w:tc>
-          <w:tcPr>
-            <w:tcW w:type="dxa" w:w="630"/>
-          </w:tcPr>
-          <w:p/>
-        </w:tc>
-        <w:tc>
-          <w:tcPr>
-            <w:tcW w:type="dxa" w:w="567"/>
-          </w:tcPr>
-          <w:p/>
-        </w:tc>
-        <w:tc>
-          <w:tcPr>
-            <w:tcW w:type="dxa" w:w="1023"/>
-          </w:tcPr>
-          <w:p/>
-        </w:tc>
-        <w:tc>
-          <w:tcPr>
-            <w:tcW w:type="dxa" w:w="1023"/>
-          </w:tcPr>
-          <w:p/>
-        </w:tc>
-        <w:tc>
-          <w:tcPr>
-            <w:tcW w:type="dxa" w:w="567"/>
+            <w:tcW w:type="dxa" w:w="900"/>
+          </w:tcPr>
+          <w:p/>
+        </w:tc>
+        <w:tc>
+          <w:tcPr>
+            <w:tcW w:type="dxa" w:w="900"/>
+          </w:tcPr>
+          <w:p/>
+        </w:tc>
+        <w:tc>
+          <w:tcPr>
+            <w:tcW w:type="dxa" w:w="2651"/>
+          </w:tcPr>
+          <w:p/>
+        </w:tc>
+        <w:tc>
+          <w:tcPr>
+            <w:tcW w:type="dxa" w:w="2520"/>
+          </w:tcPr>
+          <w:p/>
+        </w:tc>
+        <w:tc>
+          <w:tcPr>
+            <w:tcW w:type="dxa" w:w="1080"/>
+          </w:tcPr>
+          <w:p/>
+        </w:tc>
+        <w:tc>
+          <w:tcPr>
+            <w:tcW w:type="dxa" w:w="1081"/>
+          </w:tcPr>
+          <w:p/>
+        </w:tc>
+        <w:tc>
+          <w:tcPr>
+            <w:tcW w:type="dxa" w:w="900"/>
+          </w:tcPr>
+          <w:p/>
+        </w:tc>
+        <w:tc>
+          <w:tcPr>
+            <w:tcW w:type="dxa" w:w="1734"/>
+          </w:tcPr>
+          <w:p/>
+        </w:tc>
+        <w:tc>
+          <w:tcPr>
+            <w:tcW w:type="dxa" w:w="1734"/>
+          </w:tcPr>
+          <w:p/>
+        </w:tc>
+        <w:tc>
+          <w:tcPr>
+            <w:tcW w:type="dxa" w:w="900"/>
           </w:tcPr>
           <w:p/>
         </w:tc>
@@ -1708,61 +1721,61 @@
       <w:tr>
         <w:tc>
           <w:tcPr>
-            <w:tcW w:type="dxa" w:w="567"/>
-          </w:tcPr>
-          <w:p/>
-        </w:tc>
-        <w:tc>
-          <w:tcPr>
-            <w:tcW w:type="dxa" w:w="567"/>
-          </w:tcPr>
-          <w:p/>
-        </w:tc>
-        <w:tc>
-          <w:tcPr>
-            <w:tcW w:type="dxa" w:w="1572"/>
-          </w:tcPr>
-          <w:p/>
-        </w:tc>
-        <w:tc>
-          <w:tcPr>
-            <w:tcW w:type="dxa" w:w="1494"/>
-          </w:tcPr>
-          <w:p/>
-        </w:tc>
-        <w:tc>
-          <w:tcPr>
-            <w:tcW w:type="dxa" w:w="630"/>
-          </w:tcPr>
-          <w:p/>
-        </w:tc>
-        <w:tc>
-          <w:tcPr>
-            <w:tcW w:type="dxa" w:w="630"/>
-          </w:tcPr>
-          <w:p/>
-        </w:tc>
-        <w:tc>
-          <w:tcPr>
-            <w:tcW w:type="dxa" w:w="567"/>
-          </w:tcPr>
-          <w:p/>
-        </w:tc>
-        <w:tc>
-          <w:tcPr>
-            <w:tcW w:type="dxa" w:w="1023"/>
-          </w:tcPr>
-          <w:p/>
-        </w:tc>
-        <w:tc>
-          <w:tcPr>
-            <w:tcW w:type="dxa" w:w="1023"/>
-          </w:tcPr>
-          <w:p/>
-        </w:tc>
-        <w:tc>
-          <w:tcPr>
-            <w:tcW w:type="dxa" w:w="567"/>
+            <w:tcW w:type="dxa" w:w="900"/>
+          </w:tcPr>
+          <w:p/>
+        </w:tc>
+        <w:tc>
+          <w:tcPr>
+            <w:tcW w:type="dxa" w:w="900"/>
+          </w:tcPr>
+          <w:p/>
+        </w:tc>
+        <w:tc>
+          <w:tcPr>
+            <w:tcW w:type="dxa" w:w="2651"/>
+          </w:tcPr>
+          <w:p/>
+        </w:tc>
+        <w:tc>
+          <w:tcPr>
+            <w:tcW w:type="dxa" w:w="2520"/>
+          </w:tcPr>
+          <w:p/>
+        </w:tc>
+        <w:tc>
+          <w:tcPr>
+            <w:tcW w:type="dxa" w:w="1080"/>
+          </w:tcPr>
+          <w:p/>
+        </w:tc>
+        <w:tc>
+          <w:tcPr>
+            <w:tcW w:type="dxa" w:w="1081"/>
+          </w:tcPr>
+          <w:p/>
+        </w:tc>
+        <w:tc>
+          <w:tcPr>
+            <w:tcW w:type="dxa" w:w="900"/>
+          </w:tcPr>
+          <w:p/>
+        </w:tc>
+        <w:tc>
+          <w:tcPr>
+            <w:tcW w:type="dxa" w:w="1734"/>
+          </w:tcPr>
+          <w:p/>
+        </w:tc>
+        <w:tc>
+          <w:tcPr>
+            <w:tcW w:type="dxa" w:w="1734"/>
+          </w:tcPr>
+          <w:p/>
+        </w:tc>
+        <w:tc>
+          <w:tcPr>
+            <w:tcW w:type="dxa" w:w="900"/>
           </w:tcPr>
           <w:p/>
         </w:tc>
@@ -1770,7 +1783,7 @@
       <w:tr>
         <w:tc>
           <w:tcPr>
-            <w:tcW w:type="dxa" w:w="567"/>
+            <w:tcW w:type="dxa" w:w="900"/>
           </w:tcPr>
           <w:p>
             <w:r>
@@ -1780,7 +1793,7 @@
         </w:tc>
         <w:tc>
           <w:tcPr>
-            <w:tcW w:type="dxa" w:w="567"/>
+            <w:tcW w:type="dxa" w:w="900"/>
           </w:tcPr>
           <w:p>
             <w:r>
@@ -1790,7 +1803,7 @@
         </w:tc>
         <w:tc>
           <w:tcPr>
-            <w:tcW w:type="dxa" w:w="1572"/>
+            <w:tcW w:type="dxa" w:w="2651"/>
           </w:tcPr>
           <w:p>
             <w:r>
@@ -1800,7 +1813,7 @@
         </w:tc>
         <w:tc>
           <w:tcPr>
-            <w:tcW w:type="dxa" w:w="1494"/>
+            <w:tcW w:type="dxa" w:w="2520"/>
           </w:tcPr>
           <w:p>
             <w:r>
@@ -1810,7 +1823,7 @@
         </w:tc>
         <w:tc>
           <w:tcPr>
-            <w:tcW w:type="dxa" w:w="630"/>
+            <w:tcW w:type="dxa" w:w="1080"/>
           </w:tcPr>
           <w:p>
             <w:r>
@@ -1820,7 +1833,7 @@
         </w:tc>
         <w:tc>
           <w:tcPr>
-            <w:tcW w:type="dxa" w:w="630"/>
+            <w:tcW w:type="dxa" w:w="1081"/>
           </w:tcPr>
           <w:p>
             <w:r>
@@ -1830,7 +1843,7 @@
         </w:tc>
         <w:tc>
           <w:tcPr>
-            <w:tcW w:type="dxa" w:w="567"/>
+            <w:tcW w:type="dxa" w:w="900"/>
           </w:tcPr>
           <w:p>
             <w:r>
@@ -1840,7 +1853,7 @@
         </w:tc>
         <w:tc>
           <w:tcPr>
-            <w:tcW w:type="dxa" w:w="1023"/>
+            <w:tcW w:type="dxa" w:w="1734"/>
           </w:tcPr>
           <w:p>
             <w:r>
@@ -1850,7 +1863,7 @@
         </w:tc>
         <w:tc>
           <w:tcPr>
-            <w:tcW w:type="dxa" w:w="1023"/>
+            <w:tcW w:type="dxa" w:w="1734"/>
           </w:tcPr>
           <w:p>
             <w:r>
@@ -1860,7 +1873,7 @@
         </w:tc>
         <w:tc>
           <w:tcPr>
-            <w:tcW w:type="dxa" w:w="567"/>
+            <w:tcW w:type="dxa" w:w="900"/>
           </w:tcPr>
           <w:p>
             <w:r>
@@ -1870,6 +1883,19 @@
         </w:tc>
       </w:tr>
     </w:tbl>
+    <w:p>
+      <w:pPr>
+        <w:spacing w:before="0" w:after="0" w:line="20" w:lineRule="exact"/>
+        <w:rPr>
+          <w:sz w:val="2"/>
+          <w:szCs w:val="2"/>
+        </w:rPr>
+        <w:sectPr>
+          <w:pgSz w:w="15840" w:h="12240" w:orient="landscape"/>
+          <w:pgMar w:top="1440" w:right="720" w:bottom="1440" w:left="720"/>
+        </w:sectPr>
+      </w:pPr>
+    </w:p>
     <w:p/>
     <w:p>
       <w:pPr>

--- a/app/templates/PLII_M01.docx
+++ b/app/templates/PLII_M01.docx
@@ -1218,154 +1218,9 @@
     </w:p>
     <w:p>
       <w:pPr>
-        <w:spacing w:before="120"/>
-      </w:pPr>
-      <w:r>
-        <w:rPr>
-          <w:rFonts w:ascii="Arial" w:hAnsi="Arial" w:cs="Arial"/>
-          <w:sz w:val="24"/>
-          <w:sz-cs w:val="24"/>
-        </w:rPr>
-        <w:t xml:space="preserve">5.4. Phương pháp tính thuế GTGT </w:t>
-      </w:r>
-      <w:r>
-        <w:rPr>
-          <w:rFonts w:ascii="Arial" w:hAnsi="Arial" w:cs="Arial"/>
-          <w:sz w:val="24"/>
-          <w:sz-cs w:val="24"/>
-          <w:i/>
-        </w:rPr>
-        <w:t xml:space="preserve">(chọn 1 trong 2 phương pháp):</w:t>
-      </w:r>
-    </w:p>
-    <w:p>
-      <w:pPr>
-        <w:spacing w:before="120"/>
-      </w:pPr>
-      <w:r>
-        <w:rPr>
-          <w:rFonts w:ascii="Arial" w:hAnsi="Arial" w:cs="Arial"/>
-          <w:sz w:val="24"/>
-          <w:sz-cs w:val="24"/>
-        </w:rPr>
-        <w:t>{chk_pp_ke_khai} Phương pháp kê khai</w:t>
-      </w:r>
-    </w:p>
-    <w:p>
-      <w:pPr>
-        <w:spacing w:before="120"/>
-      </w:pPr>
-      <w:r>
-        <w:rPr>
-          <w:rFonts w:ascii="Arial" w:hAnsi="Arial" w:cs="Arial"/>
-          <w:sz w:val="24"/>
-          <w:sz-cs w:val="24"/>
-        </w:rPr>
-        <w:t>{chk_pp_khoan} Phương pháp khoán</w:t>
-      </w:r>
-    </w:p>
-    <w:p>
-      <w:pPr>
-        <w:spacing w:before="120"/>
-      </w:pPr>
-      <w:r>
-        <w:rPr>
-          <w:rFonts w:ascii="Arial" w:hAnsi="Arial" w:cs="Arial"/>
-          <w:sz w:val="24"/>
-          <w:sz-cs w:val="24"/>
-          <w:b/>
-        </w:rPr>
-        <w:t xml:space="preserve">6. Chủ thể thành lập hộ kinh doanh: </w:t>
-      </w:r>
-      <w:r>
-        <w:rPr>
-          <w:rFonts w:ascii="Arial" w:hAnsi="Arial" w:cs="Arial"/>
-          <w:sz w:val="24"/>
-          <w:sz-cs w:val="24"/>
-          <w:i/>
-        </w:rPr>
-        <w:t xml:space="preserve">(đánh dấu X vào ô thích hợp)</w:t>
-      </w:r>
-      <w:r>
-        <w:rPr>
-          <w:rFonts w:ascii="Arial" w:hAnsi="Arial" w:cs="Arial"/>
-          <w:sz w:val="24"/>
-          <w:sz-cs w:val="24"/>
-        </w:rPr>
-        <w:t xml:space="preserve"/>
-      </w:r>
-    </w:p>
-    <w:p>
-      <w:pPr>
-        <w:spacing w:before="120"/>
-      </w:pPr>
-      <w:r>
-        <w:rPr>
-          <w:rFonts w:ascii="Arial" w:hAnsi="Arial" w:cs="Arial"/>
-          <w:sz w:val="24"/>
-          <w:sz-cs w:val="24"/>
-        </w:rPr>
-        <w:t>{chk_ct_ca_nhan} Cá nhân</w:t>
-      </w:r>
-    </w:p>
-    <w:p>
-      <w:pPr>
-        <w:spacing w:before="120"/>
-      </w:pPr>
-      <w:r>
-        <w:rPr>
-          <w:rFonts w:ascii="Arial" w:hAnsi="Arial" w:cs="Arial"/>
-          <w:sz w:val="24"/>
-          <w:sz-cs w:val="24"/>
-        </w:rPr>
-        <w:t>{chk_ct_ho_gia_dinh} Các thành viên hộ gia đình</w:t>
-      </w:r>
-    </w:p>
-    <w:p>
-      <w:pPr>
-        <w:spacing w:before="120"/>
-      </w:pPr>
-      <w:r>
-        <w:rPr>
-          <w:rFonts w:ascii="Arial" w:hAnsi="Arial" w:cs="Arial"/>
-          <w:sz w:val="24"/>
-          <w:sz-cs w:val="24"/>
-          <w:b/>
-        </w:rPr>
-        <w:t xml:space="preserve">7. Thông tin về các thành viên hộ gia đình đăng ký hộ kinh doanh</w:t>
-      </w:r>
-      <w:r>
-        <w:rPr>
-          <w:rFonts w:ascii="Arial" w:hAnsi="Arial" w:cs="Arial"/>
-          <w:sz w:val="24"/>
-          <w:sz-cs w:val="24"/>
-          <w:b/>
-          <w:vertAlign w:val="superscript"/>
-        </w:rPr>
-        <w:t xml:space="preserve">5</w:t>
-      </w:r>
-      <w:r>
-        <w:rPr>
-          <w:rFonts w:ascii="Arial" w:hAnsi="Arial" w:cs="Arial"/>
-          <w:sz w:val="24"/>
-          <w:sz-cs w:val="24"/>
-          <w:b/>
-        </w:rPr>
-        <w:t xml:space="preserve">:</w:t>
-      </w:r>
-      <w:r>
-        <w:rPr>
-          <w:rFonts w:ascii="Arial" w:hAnsi="Arial" w:cs="Arial"/>
-          <w:sz w:val="24"/>
-          <w:sz-cs w:val="24"/>
-        </w:rPr>
-        <w:t xml:space="preserve"/>
-      </w:r>
-    </w:p>
-    <w:p>
-      <w:pPr>
         <w:spacing w:before="0" w:after="0" w:line="20" w:lineRule="exact"/>
         <w:rPr>
+          <w:vanish/>
           <w:sz w:val="2"/>
           <w:szCs w:val="2"/>
         </w:rPr>
@@ -1374,6 +1229,152 @@
           <w:pgMar w:top="1440" w:right="1800" w:bottom="1440" w:left="1800"/>
         </w:sectPr>
       </w:pPr>
+    </w:p>
+    <w:p>
+      <w:pPr>
+        <w:spacing w:before="120"/>
+      </w:pPr>
+      <w:r>
+        <w:rPr>
+          <w:rFonts w:ascii="Arial" w:hAnsi="Arial" w:cs="Arial"/>
+          <w:sz w:val="24"/>
+          <w:sz-cs w:val="24"/>
+        </w:rPr>
+        <w:t xml:space="preserve">5.4. Phương pháp tính thuế GTGT </w:t>
+      </w:r>
+      <w:r>
+        <w:rPr>
+          <w:rFonts w:ascii="Arial" w:hAnsi="Arial" w:cs="Arial"/>
+          <w:sz w:val="24"/>
+          <w:sz-cs w:val="24"/>
+          <w:i/>
+        </w:rPr>
+        <w:t xml:space="preserve">(chọn 1 trong 2 phương pháp):</w:t>
+      </w:r>
+    </w:p>
+    <w:p>
+      <w:pPr>
+        <w:spacing w:before="120"/>
+      </w:pPr>
+      <w:r>
+        <w:rPr>
+          <w:rFonts w:ascii="Arial" w:hAnsi="Arial" w:cs="Arial"/>
+          <w:sz w:val="24"/>
+          <w:sz-cs w:val="24"/>
+        </w:rPr>
+        <w:t>{chk_pp_ke_khai} Phương pháp kê khai</w:t>
+      </w:r>
+    </w:p>
+    <w:p>
+      <w:pPr>
+        <w:spacing w:before="120"/>
+      </w:pPr>
+      <w:r>
+        <w:rPr>
+          <w:rFonts w:ascii="Arial" w:hAnsi="Arial" w:cs="Arial"/>
+          <w:sz w:val="24"/>
+          <w:sz-cs w:val="24"/>
+        </w:rPr>
+        <w:t>{chk_pp_khoan} Phương pháp khoán</w:t>
+      </w:r>
+    </w:p>
+    <w:p>
+      <w:pPr>
+        <w:spacing w:before="120"/>
+      </w:pPr>
+      <w:r>
+        <w:rPr>
+          <w:rFonts w:ascii="Arial" w:hAnsi="Arial" w:cs="Arial"/>
+          <w:sz w:val="24"/>
+          <w:sz-cs w:val="24"/>
+          <w:b/>
+        </w:rPr>
+        <w:t xml:space="preserve">6. Chủ thể thành lập hộ kinh doanh: </w:t>
+      </w:r>
+      <w:r>
+        <w:rPr>
+          <w:rFonts w:ascii="Arial" w:hAnsi="Arial" w:cs="Arial"/>
+          <w:sz w:val="24"/>
+          <w:sz-cs w:val="24"/>
+          <w:i/>
+        </w:rPr>
+        <w:t xml:space="preserve">(đánh dấu X vào ô thích hợp)</w:t>
+      </w:r>
+      <w:r>
+        <w:rPr>
+          <w:rFonts w:ascii="Arial" w:hAnsi="Arial" w:cs="Arial"/>
+          <w:sz w:val="24"/>
+          <w:sz-cs w:val="24"/>
+        </w:rPr>
+        <w:t xml:space="preserve"/>
+      </w:r>
+    </w:p>
+    <w:p>
+      <w:pPr>
+        <w:spacing w:before="120"/>
+      </w:pPr>
+      <w:r>
+        <w:rPr>
+          <w:rFonts w:ascii="Arial" w:hAnsi="Arial" w:cs="Arial"/>
+          <w:sz w:val="24"/>
+          <w:sz-cs w:val="24"/>
+        </w:rPr>
+        <w:t>{chk_ct_ca_nhan} Cá nhân</w:t>
+      </w:r>
+    </w:p>
+    <w:p>
+      <w:pPr>
+        <w:spacing w:before="120"/>
+      </w:pPr>
+      <w:r>
+        <w:rPr>
+          <w:rFonts w:ascii="Arial" w:hAnsi="Arial" w:cs="Arial"/>
+          <w:sz w:val="24"/>
+          <w:sz-cs w:val="24"/>
+        </w:rPr>
+        <w:t>{chk_ct_ho_gia_dinh} Các thành viên hộ gia đình</w:t>
+      </w:r>
+    </w:p>
+    <w:p>
+      <w:pPr>
+        <w:spacing w:before="120"/>
+      </w:pPr>
+      <w:r>
+        <w:rPr>
+          <w:rFonts w:ascii="Arial" w:hAnsi="Arial" w:cs="Arial"/>
+          <w:sz w:val="24"/>
+          <w:sz-cs w:val="24"/>
+          <w:b/>
+        </w:rPr>
+        <w:t xml:space="preserve">7. Thông tin về các thành viên hộ gia đình đăng ký hộ kinh doanh</w:t>
+      </w:r>
+      <w:r>
+        <w:rPr>
+          <w:rFonts w:ascii="Arial" w:hAnsi="Arial" w:cs="Arial"/>
+          <w:sz w:val="24"/>
+          <w:sz-cs w:val="24"/>
+          <w:b/>
+          <w:vertAlign w:val="superscript"/>
+        </w:rPr>
+        <w:t xml:space="preserve">5</w:t>
+      </w:r>
+      <w:r>
+        <w:rPr>
+          <w:rFonts w:ascii="Arial" w:hAnsi="Arial" w:cs="Arial"/>
+          <w:sz w:val="24"/>
+          <w:sz-cs w:val="24"/>
+          <w:b/>
+        </w:rPr>
+        <w:t xml:space="preserve">:</w:t>
+      </w:r>
+      <w:r>
+        <w:rPr>
+          <w:rFonts w:ascii="Arial" w:hAnsi="Arial" w:cs="Arial"/>
+          <w:sz w:val="24"/>
+          <w:sz-cs w:val="24"/>
+        </w:rPr>
+        <w:t xml:space="preserve"/>
+      </w:r>
     </w:p>
     <w:tbl>
       <w:tblPr>
@@ -1887,6 +1888,7 @@
       <w:pPr>
         <w:spacing w:before="0" w:after="0" w:line="20" w:lineRule="exact"/>
         <w:rPr>
+          <w:vanish/>
           <w:sz w:val="2"/>
           <w:szCs w:val="2"/>
         </w:rPr>

--- a/app/templates/PLII_M01.docx
+++ b/app/templates/PLII_M01.docx
@@ -1390,21 +1390,21 @@
         </w:tblBorders>
       </w:tblPr>
       <w:tblGrid>
-        <w:gridCol w:w="900"/>
-        <w:gridCol w:w="900"/>
-        <w:gridCol w:w="2651"/>
-        <w:gridCol w:w="2520"/>
-        <w:gridCol w:w="1080"/>
-        <w:gridCol w:w="1081"/>
-        <w:gridCol w:w="900"/>
-        <w:gridCol w:w="1734"/>
-        <w:gridCol w:w="1734"/>
-        <w:gridCol w:w="900"/>
+        <w:gridCol w:w="975"/>
+        <w:gridCol w:w="1409"/>
+        <w:gridCol w:w="1393"/>
+        <w:gridCol w:w="2379"/>
+        <w:gridCol w:w="1070"/>
+        <w:gridCol w:w="1590"/>
+        <w:gridCol w:w="1053"/>
+        <w:gridCol w:w="1561"/>
+        <w:gridCol w:w="1561"/>
+        <w:gridCol w:w="1409"/>
       </w:tblGrid>
       <w:tr>
         <w:tc>
           <w:tcPr>
-            <w:tcW w:type="dxa" w:w="900"/>
+            <w:tcW w:type="dxa" w:w="975"/>
           </w:tcPr>
           <w:p>
             <w:r>
@@ -1417,7 +1417,7 @@
         </w:tc>
         <w:tc>
           <w:tcPr>
-            <w:tcW w:type="dxa" w:w="900"/>
+            <w:tcW w:type="dxa" w:w="1409"/>
           </w:tcPr>
           <w:p>
             <w:r>
@@ -1430,7 +1430,7 @@
         </w:tc>
         <w:tc>
           <w:tcPr>
-            <w:tcW w:type="dxa" w:w="2651"/>
+            <w:tcW w:type="dxa" w:w="1393"/>
           </w:tcPr>
           <w:p>
             <w:r>
@@ -1443,7 +1443,7 @@
         </w:tc>
         <w:tc>
           <w:tcPr>
-            <w:tcW w:type="dxa" w:w="2520"/>
+            <w:tcW w:type="dxa" w:w="2379"/>
           </w:tcPr>
           <w:p>
             <w:r>
@@ -1456,7 +1456,7 @@
         </w:tc>
         <w:tc>
           <w:tcPr>
-            <w:tcW w:type="dxa" w:w="1080"/>
+            <w:tcW w:type="dxa" w:w="1070"/>
           </w:tcPr>
           <w:p>
             <w:r>
@@ -1469,7 +1469,7 @@
         </w:tc>
         <w:tc>
           <w:tcPr>
-            <w:tcW w:type="dxa" w:w="1081"/>
+            <w:tcW w:type="dxa" w:w="1590"/>
           </w:tcPr>
           <w:p>
             <w:r>
@@ -1482,7 +1482,7 @@
         </w:tc>
         <w:tc>
           <w:tcPr>
-            <w:tcW w:type="dxa" w:w="900"/>
+            <w:tcW w:type="dxa" w:w="1053"/>
           </w:tcPr>
           <w:p>
             <w:r>
@@ -1495,7 +1495,7 @@
         </w:tc>
         <w:tc>
           <w:tcPr>
-            <w:tcW w:type="dxa" w:w="1734"/>
+            <w:tcW w:type="dxa" w:w="1561"/>
           </w:tcPr>
           <w:p>
             <w:r>
@@ -1508,7 +1508,7 @@
         </w:tc>
         <w:tc>
           <w:tcPr>
-            <w:tcW w:type="dxa" w:w="1734"/>
+            <w:tcW w:type="dxa" w:w="1561"/>
           </w:tcPr>
           <w:p>
             <w:r>
@@ -1521,7 +1521,7 @@
         </w:tc>
         <w:tc>
           <w:tcPr>
-            <w:tcW w:type="dxa" w:w="900"/>
+            <w:tcW w:type="dxa" w:w="1409"/>
           </w:tcPr>
           <w:p>
             <w:r>
@@ -1536,61 +1536,61 @@
       <w:tr>
         <w:tc>
           <w:tcPr>
-            <w:tcW w:type="dxa" w:w="900"/>
-          </w:tcPr>
-          <w:p/>
-        </w:tc>
-        <w:tc>
-          <w:tcPr>
-            <w:tcW w:type="dxa" w:w="900"/>
-          </w:tcPr>
-          <w:p/>
-        </w:tc>
-        <w:tc>
-          <w:tcPr>
-            <w:tcW w:type="dxa" w:w="2651"/>
-          </w:tcPr>
-          <w:p/>
-        </w:tc>
-        <w:tc>
-          <w:tcPr>
-            <w:tcW w:type="dxa" w:w="2520"/>
-          </w:tcPr>
-          <w:p/>
-        </w:tc>
-        <w:tc>
-          <w:tcPr>
-            <w:tcW w:type="dxa" w:w="1080"/>
-          </w:tcPr>
-          <w:p/>
-        </w:tc>
-        <w:tc>
-          <w:tcPr>
-            <w:tcW w:type="dxa" w:w="1081"/>
-          </w:tcPr>
-          <w:p/>
-        </w:tc>
-        <w:tc>
-          <w:tcPr>
-            <w:tcW w:type="dxa" w:w="900"/>
-          </w:tcPr>
-          <w:p/>
-        </w:tc>
-        <w:tc>
-          <w:tcPr>
-            <w:tcW w:type="dxa" w:w="1734"/>
-          </w:tcPr>
-          <w:p/>
-        </w:tc>
-        <w:tc>
-          <w:tcPr>
-            <w:tcW w:type="dxa" w:w="1734"/>
-          </w:tcPr>
-          <w:p/>
-        </w:tc>
-        <w:tc>
-          <w:tcPr>
-            <w:tcW w:type="dxa" w:w="900"/>
+            <w:tcW w:type="dxa" w:w="975"/>
+          </w:tcPr>
+          <w:p/>
+        </w:tc>
+        <w:tc>
+          <w:tcPr>
+            <w:tcW w:type="dxa" w:w="1409"/>
+          </w:tcPr>
+          <w:p/>
+        </w:tc>
+        <w:tc>
+          <w:tcPr>
+            <w:tcW w:type="dxa" w:w="1393"/>
+          </w:tcPr>
+          <w:p/>
+        </w:tc>
+        <w:tc>
+          <w:tcPr>
+            <w:tcW w:type="dxa" w:w="2379"/>
+          </w:tcPr>
+          <w:p/>
+        </w:tc>
+        <w:tc>
+          <w:tcPr>
+            <w:tcW w:type="dxa" w:w="1070"/>
+          </w:tcPr>
+          <w:p/>
+        </w:tc>
+        <w:tc>
+          <w:tcPr>
+            <w:tcW w:type="dxa" w:w="1590"/>
+          </w:tcPr>
+          <w:p/>
+        </w:tc>
+        <w:tc>
+          <w:tcPr>
+            <w:tcW w:type="dxa" w:w="1053"/>
+          </w:tcPr>
+          <w:p/>
+        </w:tc>
+        <w:tc>
+          <w:tcPr>
+            <w:tcW w:type="dxa" w:w="1561"/>
+          </w:tcPr>
+          <w:p/>
+        </w:tc>
+        <w:tc>
+          <w:tcPr>
+            <w:tcW w:type="dxa" w:w="1561"/>
+          </w:tcPr>
+          <w:p/>
+        </w:tc>
+        <w:tc>
+          <w:tcPr>
+            <w:tcW w:type="dxa" w:w="1409"/>
           </w:tcPr>
           <w:p/>
         </w:tc>
@@ -1598,61 +1598,61 @@
       <w:tr>
         <w:tc>
           <w:tcPr>
-            <w:tcW w:type="dxa" w:w="900"/>
-          </w:tcPr>
-          <w:p/>
-        </w:tc>
-        <w:tc>
-          <w:tcPr>
-            <w:tcW w:type="dxa" w:w="900"/>
-          </w:tcPr>
-          <w:p/>
-        </w:tc>
-        <w:tc>
-          <w:tcPr>
-            <w:tcW w:type="dxa" w:w="2651"/>
-          </w:tcPr>
-          <w:p/>
-        </w:tc>
-        <w:tc>
-          <w:tcPr>
-            <w:tcW w:type="dxa" w:w="2520"/>
-          </w:tcPr>
-          <w:p/>
-        </w:tc>
-        <w:tc>
-          <w:tcPr>
-            <w:tcW w:type="dxa" w:w="1080"/>
-          </w:tcPr>
-          <w:p/>
-        </w:tc>
-        <w:tc>
-          <w:tcPr>
-            <w:tcW w:type="dxa" w:w="1081"/>
-          </w:tcPr>
-          <w:p/>
-        </w:tc>
-        <w:tc>
-          <w:tcPr>
-            <w:tcW w:type="dxa" w:w="900"/>
-          </w:tcPr>
-          <w:p/>
-        </w:tc>
-        <w:tc>
-          <w:tcPr>
-            <w:tcW w:type="dxa" w:w="1734"/>
-          </w:tcPr>
-          <w:p/>
-        </w:tc>
-        <w:tc>
-          <w:tcPr>
-            <w:tcW w:type="dxa" w:w="1734"/>
-          </w:tcPr>
-          <w:p/>
-        </w:tc>
-        <w:tc>
-          <w:tcPr>
-            <w:tcW w:type="dxa" w:w="900"/>
+            <w:tcW w:type="dxa" w:w="975"/>
+          </w:tcPr>
+          <w:p/>
+        </w:tc>
+        <w:tc>
+          <w:tcPr>
+            <w:tcW w:type="dxa" w:w="1409"/>
+          </w:tcPr>
+          <w:p/>
+        </w:tc>
+        <w:tc>
+          <w:tcPr>
+            <w:tcW w:type="dxa" w:w="1393"/>
+          </w:tcPr>
+          <w:p/>
+        </w:tc>
+        <w:tc>
+          <w:tcPr>
+            <w:tcW w:type="dxa" w:w="2379"/>
+          </w:tcPr>
+          <w:p/>
+        </w:tc>
+        <w:tc>
+          <w:tcPr>
+            <w:tcW w:type="dxa" w:w="1070"/>
+          </w:tcPr>
+          <w:p/>
+        </w:tc>
+        <w:tc>
+          <w:tcPr>
+            <w:tcW w:type="dxa" w:w="1590"/>
+          </w:tcPr>
+          <w:p/>
+        </w:tc>
+        <w:tc>
+          <w:tcPr>
+            <w:tcW w:type="dxa" w:w="1053"/>
+          </w:tcPr>
+          <w:p/>
+        </w:tc>
+        <w:tc>
+          <w:tcPr>
+            <w:tcW w:type="dxa" w:w="1561"/>
+          </w:tcPr>
+          <w:p/>
+        </w:tc>
+        <w:tc>
+          <w:tcPr>
+            <w:tcW w:type="dxa" w:w="1561"/>
+          </w:tcPr>
+          <w:p/>
+        </w:tc>
+        <w:tc>
+          <w:tcPr>
+            <w:tcW w:type="dxa" w:w="1409"/>
           </w:tcPr>
           <w:p/>
         </w:tc>
@@ -1660,61 +1660,61 @@
       <w:tr>
         <w:tc>
           <w:tcPr>
-            <w:tcW w:type="dxa" w:w="900"/>
-          </w:tcPr>
-          <w:p/>
-        </w:tc>
-        <w:tc>
-          <w:tcPr>
-            <w:tcW w:type="dxa" w:w="900"/>
-          </w:tcPr>
-          <w:p/>
-        </w:tc>
-        <w:tc>
-          <w:tcPr>
-            <w:tcW w:type="dxa" w:w="2651"/>
-          </w:tcPr>
-          <w:p/>
-        </w:tc>
-        <w:tc>
-          <w:tcPr>
-            <w:tcW w:type="dxa" w:w="2520"/>
-          </w:tcPr>
-          <w:p/>
-        </w:tc>
-        <w:tc>
-          <w:tcPr>
-            <w:tcW w:type="dxa" w:w="1080"/>
-          </w:tcPr>
-          <w:p/>
-        </w:tc>
-        <w:tc>
-          <w:tcPr>
-            <w:tcW w:type="dxa" w:w="1081"/>
-          </w:tcPr>
-          <w:p/>
-        </w:tc>
-        <w:tc>
-          <w:tcPr>
-            <w:tcW w:type="dxa" w:w="900"/>
-          </w:tcPr>
-          <w:p/>
-        </w:tc>
-        <w:tc>
-          <w:tcPr>
-            <w:tcW w:type="dxa" w:w="1734"/>
-          </w:tcPr>
-          <w:p/>
-        </w:tc>
-        <w:tc>
-          <w:tcPr>
-            <w:tcW w:type="dxa" w:w="1734"/>
-          </w:tcPr>
-          <w:p/>
-        </w:tc>
-        <w:tc>
-          <w:tcPr>
-            <w:tcW w:type="dxa" w:w="900"/>
+            <w:tcW w:type="dxa" w:w="975"/>
+          </w:tcPr>
+          <w:p/>
+        </w:tc>
+        <w:tc>
+          <w:tcPr>
+            <w:tcW w:type="dxa" w:w="1409"/>
+          </w:tcPr>
+          <w:p/>
+        </w:tc>
+        <w:tc>
+          <w:tcPr>
+            <w:tcW w:type="dxa" w:w="1393"/>
+          </w:tcPr>
+          <w:p/>
+        </w:tc>
+        <w:tc>
+          <w:tcPr>
+            <w:tcW w:type="dxa" w:w="2379"/>
+          </w:tcPr>
+          <w:p/>
+        </w:tc>
+        <w:tc>
+          <w:tcPr>
+            <w:tcW w:type="dxa" w:w="1070"/>
+          </w:tcPr>
+          <w:p/>
+        </w:tc>
+        <w:tc>
+          <w:tcPr>
+            <w:tcW w:type="dxa" w:w="1590"/>
+          </w:tcPr>
+          <w:p/>
+        </w:tc>
+        <w:tc>
+          <w:tcPr>
+            <w:tcW w:type="dxa" w:w="1053"/>
+          </w:tcPr>
+          <w:p/>
+        </w:tc>
+        <w:tc>
+          <w:tcPr>
+            <w:tcW w:type="dxa" w:w="1561"/>
+          </w:tcPr>
+          <w:p/>
+        </w:tc>
+        <w:tc>
+          <w:tcPr>
+            <w:tcW w:type="dxa" w:w="1561"/>
+          </w:tcPr>
+          <w:p/>
+        </w:tc>
+        <w:tc>
+          <w:tcPr>
+            <w:tcW w:type="dxa" w:w="1409"/>
           </w:tcPr>
           <w:p/>
         </w:tc>
@@ -1722,61 +1722,61 @@
       <w:tr>
         <w:tc>
           <w:tcPr>
-            <w:tcW w:type="dxa" w:w="900"/>
-          </w:tcPr>
-          <w:p/>
-        </w:tc>
-        <w:tc>
-          <w:tcPr>
-            <w:tcW w:type="dxa" w:w="900"/>
-          </w:tcPr>
-          <w:p/>
-        </w:tc>
-        <w:tc>
-          <w:tcPr>
-            <w:tcW w:type="dxa" w:w="2651"/>
-          </w:tcPr>
-          <w:p/>
-        </w:tc>
-        <w:tc>
-          <w:tcPr>
-            <w:tcW w:type="dxa" w:w="2520"/>
-          </w:tcPr>
-          <w:p/>
-        </w:tc>
-        <w:tc>
-          <w:tcPr>
-            <w:tcW w:type="dxa" w:w="1080"/>
-          </w:tcPr>
-          <w:p/>
-        </w:tc>
-        <w:tc>
-          <w:tcPr>
-            <w:tcW w:type="dxa" w:w="1081"/>
-          </w:tcPr>
-          <w:p/>
-        </w:tc>
-        <w:tc>
-          <w:tcPr>
-            <w:tcW w:type="dxa" w:w="900"/>
-          </w:tcPr>
-          <w:p/>
-        </w:tc>
-        <w:tc>
-          <w:tcPr>
-            <w:tcW w:type="dxa" w:w="1734"/>
-          </w:tcPr>
-          <w:p/>
-        </w:tc>
-        <w:tc>
-          <w:tcPr>
-            <w:tcW w:type="dxa" w:w="1734"/>
-          </w:tcPr>
-          <w:p/>
-        </w:tc>
-        <w:tc>
-          <w:tcPr>
-            <w:tcW w:type="dxa" w:w="900"/>
+            <w:tcW w:type="dxa" w:w="975"/>
+          </w:tcPr>
+          <w:p/>
+        </w:tc>
+        <w:tc>
+          <w:tcPr>
+            <w:tcW w:type="dxa" w:w="1409"/>
+          </w:tcPr>
+          <w:p/>
+        </w:tc>
+        <w:tc>
+          <w:tcPr>
+            <w:tcW w:type="dxa" w:w="1393"/>
+          </w:tcPr>
+          <w:p/>
+        </w:tc>
+        <w:tc>
+          <w:tcPr>
+            <w:tcW w:type="dxa" w:w="2379"/>
+          </w:tcPr>
+          <w:p/>
+        </w:tc>
+        <w:tc>
+          <w:tcPr>
+            <w:tcW w:type="dxa" w:w="1070"/>
+          </w:tcPr>
+          <w:p/>
+        </w:tc>
+        <w:tc>
+          <w:tcPr>
+            <w:tcW w:type="dxa" w:w="1590"/>
+          </w:tcPr>
+          <w:p/>
+        </w:tc>
+        <w:tc>
+          <w:tcPr>
+            <w:tcW w:type="dxa" w:w="1053"/>
+          </w:tcPr>
+          <w:p/>
+        </w:tc>
+        <w:tc>
+          <w:tcPr>
+            <w:tcW w:type="dxa" w:w="1561"/>
+          </w:tcPr>
+          <w:p/>
+        </w:tc>
+        <w:tc>
+          <w:tcPr>
+            <w:tcW w:type="dxa" w:w="1561"/>
+          </w:tcPr>
+          <w:p/>
+        </w:tc>
+        <w:tc>
+          <w:tcPr>
+            <w:tcW w:type="dxa" w:w="1409"/>
           </w:tcPr>
           <w:p/>
         </w:tc>
@@ -1784,7 +1784,7 @@
       <w:tr>
         <w:tc>
           <w:tcPr>
-            <w:tcW w:type="dxa" w:w="900"/>
+            <w:tcW w:type="dxa" w:w="975"/>
           </w:tcPr>
           <w:p>
             <w:r>
@@ -1794,7 +1794,7 @@
         </w:tc>
         <w:tc>
           <w:tcPr>
-            <w:tcW w:type="dxa" w:w="900"/>
+            <w:tcW w:type="dxa" w:w="1409"/>
           </w:tcPr>
           <w:p>
             <w:r>
@@ -1804,7 +1804,7 @@
         </w:tc>
         <w:tc>
           <w:tcPr>
-            <w:tcW w:type="dxa" w:w="2651"/>
+            <w:tcW w:type="dxa" w:w="1393"/>
           </w:tcPr>
           <w:p>
             <w:r>
@@ -1814,7 +1814,7 @@
         </w:tc>
         <w:tc>
           <w:tcPr>
-            <w:tcW w:type="dxa" w:w="2520"/>
+            <w:tcW w:type="dxa" w:w="2379"/>
           </w:tcPr>
           <w:p>
             <w:r>
@@ -1824,7 +1824,7 @@
         </w:tc>
         <w:tc>
           <w:tcPr>
-            <w:tcW w:type="dxa" w:w="1080"/>
+            <w:tcW w:type="dxa" w:w="1070"/>
           </w:tcPr>
           <w:p>
             <w:r>
@@ -1834,7 +1834,7 @@
         </w:tc>
         <w:tc>
           <w:tcPr>
-            <w:tcW w:type="dxa" w:w="1081"/>
+            <w:tcW w:type="dxa" w:w="1590"/>
           </w:tcPr>
           <w:p>
             <w:r>
@@ -1844,7 +1844,7 @@
         </w:tc>
         <w:tc>
           <w:tcPr>
-            <w:tcW w:type="dxa" w:w="900"/>
+            <w:tcW w:type="dxa" w:w="1053"/>
           </w:tcPr>
           <w:p>
             <w:r>
@@ -1854,7 +1854,7 @@
         </w:tc>
         <w:tc>
           <w:tcPr>
-            <w:tcW w:type="dxa" w:w="1734"/>
+            <w:tcW w:type="dxa" w:w="1561"/>
           </w:tcPr>
           <w:p>
             <w:r>
@@ -1864,7 +1864,7 @@
         </w:tc>
         <w:tc>
           <w:tcPr>
-            <w:tcW w:type="dxa" w:w="1734"/>
+            <w:tcW w:type="dxa" w:w="1561"/>
           </w:tcPr>
           <w:p>
             <w:r>
@@ -1874,7 +1874,7 @@
         </w:tc>
         <w:tc>
           <w:tcPr>
-            <w:tcW w:type="dxa" w:w="900"/>
+            <w:tcW w:type="dxa" w:w="1409"/>
           </w:tcPr>
           <w:p>
             <w:r>

--- a/app/templates/PLII_M01.docx
+++ b/app/templates/PLII_M01.docx
@@ -2186,7 +2186,6 @@
           <w:rFonts w:ascii="Arial" w:hAnsi="Arial" w:cs="Arial"/>
           <w:sz w:val="24"/>
           <w:sz-cs w:val="24"/>
-          <w:vertAlign w:val="superscript"/>
         </w:rPr>
         <w:t xml:space="preserve">_______________________________________</w:t>
       </w:r>

--- a/app/templates/PLII_M01.docx
+++ b/app/templates/PLII_M01.docx
@@ -1390,21 +1390,21 @@
         </w:tblBorders>
       </w:tblPr>
       <w:tblGrid>
-        <w:gridCol w:w="975"/>
-        <w:gridCol w:w="1409"/>
-        <w:gridCol w:w="1393"/>
-        <w:gridCol w:w="2379"/>
-        <w:gridCol w:w="1070"/>
-        <w:gridCol w:w="1590"/>
-        <w:gridCol w:w="1053"/>
-        <w:gridCol w:w="1561"/>
-        <w:gridCol w:w="1561"/>
-        <w:gridCol w:w="1409"/>
+        <w:gridCol w:w="954"/>
+        <w:gridCol w:w="1377"/>
+        <w:gridCol w:w="1862"/>
+        <w:gridCol w:w="2274"/>
+        <w:gridCol w:w="1023"/>
+        <w:gridCol w:w="1543"/>
+        <w:gridCol w:w="1016"/>
+        <w:gridCol w:w="1487"/>
+        <w:gridCol w:w="1487"/>
+        <w:gridCol w:w="1377"/>
       </w:tblGrid>
       <w:tr>
         <w:tc>
           <w:tcPr>
-            <w:tcW w:type="dxa" w:w="975"/>
+            <w:tcW w:type="dxa" w:w="954"/>
           </w:tcPr>
           <w:p>
             <w:r>
@@ -1417,7 +1417,7 @@
         </w:tc>
         <w:tc>
           <w:tcPr>
-            <w:tcW w:type="dxa" w:w="1409"/>
+            <w:tcW w:type="dxa" w:w="1377"/>
           </w:tcPr>
           <w:p>
             <w:r>
@@ -1430,7 +1430,7 @@
         </w:tc>
         <w:tc>
           <w:tcPr>
-            <w:tcW w:type="dxa" w:w="1393"/>
+            <w:tcW w:type="dxa" w:w="1862"/>
           </w:tcPr>
           <w:p>
             <w:r>
@@ -1443,7 +1443,7 @@
         </w:tc>
         <w:tc>
           <w:tcPr>
-            <w:tcW w:type="dxa" w:w="2379"/>
+            <w:tcW w:type="dxa" w:w="2274"/>
           </w:tcPr>
           <w:p>
             <w:r>
@@ -1456,7 +1456,7 @@
         </w:tc>
         <w:tc>
           <w:tcPr>
-            <w:tcW w:type="dxa" w:w="1070"/>
+            <w:tcW w:type="dxa" w:w="1023"/>
           </w:tcPr>
           <w:p>
             <w:r>
@@ -1469,7 +1469,7 @@
         </w:tc>
         <w:tc>
           <w:tcPr>
-            <w:tcW w:type="dxa" w:w="1590"/>
+            <w:tcW w:type="dxa" w:w="1543"/>
           </w:tcPr>
           <w:p>
             <w:r>
@@ -1482,7 +1482,7 @@
         </w:tc>
         <w:tc>
           <w:tcPr>
-            <w:tcW w:type="dxa" w:w="1053"/>
+            <w:tcW w:type="dxa" w:w="1016"/>
           </w:tcPr>
           <w:p>
             <w:r>
@@ -1495,7 +1495,7 @@
         </w:tc>
         <w:tc>
           <w:tcPr>
-            <w:tcW w:type="dxa" w:w="1561"/>
+            <w:tcW w:type="dxa" w:w="1487"/>
           </w:tcPr>
           <w:p>
             <w:r>
@@ -1508,7 +1508,7 @@
         </w:tc>
         <w:tc>
           <w:tcPr>
-            <w:tcW w:type="dxa" w:w="1561"/>
+            <w:tcW w:type="dxa" w:w="1487"/>
           </w:tcPr>
           <w:p>
             <w:r>
@@ -1521,7 +1521,7 @@
         </w:tc>
         <w:tc>
           <w:tcPr>
-            <w:tcW w:type="dxa" w:w="1409"/>
+            <w:tcW w:type="dxa" w:w="1377"/>
           </w:tcPr>
           <w:p>
             <w:r>
@@ -1536,61 +1536,61 @@
       <w:tr>
         <w:tc>
           <w:tcPr>
-            <w:tcW w:type="dxa" w:w="975"/>
-          </w:tcPr>
-          <w:p/>
-        </w:tc>
-        <w:tc>
-          <w:tcPr>
-            <w:tcW w:type="dxa" w:w="1409"/>
-          </w:tcPr>
-          <w:p/>
-        </w:tc>
-        <w:tc>
-          <w:tcPr>
-            <w:tcW w:type="dxa" w:w="1393"/>
-          </w:tcPr>
-          <w:p/>
-        </w:tc>
-        <w:tc>
-          <w:tcPr>
-            <w:tcW w:type="dxa" w:w="2379"/>
-          </w:tcPr>
-          <w:p/>
-        </w:tc>
-        <w:tc>
-          <w:tcPr>
-            <w:tcW w:type="dxa" w:w="1070"/>
-          </w:tcPr>
-          <w:p/>
-        </w:tc>
-        <w:tc>
-          <w:tcPr>
-            <w:tcW w:type="dxa" w:w="1590"/>
-          </w:tcPr>
-          <w:p/>
-        </w:tc>
-        <w:tc>
-          <w:tcPr>
-            <w:tcW w:type="dxa" w:w="1053"/>
-          </w:tcPr>
-          <w:p/>
-        </w:tc>
-        <w:tc>
-          <w:tcPr>
-            <w:tcW w:type="dxa" w:w="1561"/>
-          </w:tcPr>
-          <w:p/>
-        </w:tc>
-        <w:tc>
-          <w:tcPr>
-            <w:tcW w:type="dxa" w:w="1561"/>
-          </w:tcPr>
-          <w:p/>
-        </w:tc>
-        <w:tc>
-          <w:tcPr>
-            <w:tcW w:type="dxa" w:w="1409"/>
+            <w:tcW w:type="dxa" w:w="954"/>
+          </w:tcPr>
+          <w:p/>
+        </w:tc>
+        <w:tc>
+          <w:tcPr>
+            <w:tcW w:type="dxa" w:w="1377"/>
+          </w:tcPr>
+          <w:p/>
+        </w:tc>
+        <w:tc>
+          <w:tcPr>
+            <w:tcW w:type="dxa" w:w="1862"/>
+          </w:tcPr>
+          <w:p/>
+        </w:tc>
+        <w:tc>
+          <w:tcPr>
+            <w:tcW w:type="dxa" w:w="2274"/>
+          </w:tcPr>
+          <w:p/>
+        </w:tc>
+        <w:tc>
+          <w:tcPr>
+            <w:tcW w:type="dxa" w:w="1023"/>
+          </w:tcPr>
+          <w:p/>
+        </w:tc>
+        <w:tc>
+          <w:tcPr>
+            <w:tcW w:type="dxa" w:w="1543"/>
+          </w:tcPr>
+          <w:p/>
+        </w:tc>
+        <w:tc>
+          <w:tcPr>
+            <w:tcW w:type="dxa" w:w="1016"/>
+          </w:tcPr>
+          <w:p/>
+        </w:tc>
+        <w:tc>
+          <w:tcPr>
+            <w:tcW w:type="dxa" w:w="1487"/>
+          </w:tcPr>
+          <w:p/>
+        </w:tc>
+        <w:tc>
+          <w:tcPr>
+            <w:tcW w:type="dxa" w:w="1487"/>
+          </w:tcPr>
+          <w:p/>
+        </w:tc>
+        <w:tc>
+          <w:tcPr>
+            <w:tcW w:type="dxa" w:w="1377"/>
           </w:tcPr>
           <w:p/>
         </w:tc>
@@ -1598,61 +1598,61 @@
       <w:tr>
         <w:tc>
           <w:tcPr>
-            <w:tcW w:type="dxa" w:w="975"/>
-          </w:tcPr>
-          <w:p/>
-        </w:tc>
-        <w:tc>
-          <w:tcPr>
-            <w:tcW w:type="dxa" w:w="1409"/>
-          </w:tcPr>
-          <w:p/>
-        </w:tc>
-        <w:tc>
-          <w:tcPr>
-            <w:tcW w:type="dxa" w:w="1393"/>
-          </w:tcPr>
-          <w:p/>
-        </w:tc>
-        <w:tc>
-          <w:tcPr>
-            <w:tcW w:type="dxa" w:w="2379"/>
-          </w:tcPr>
-          <w:p/>
-        </w:tc>
-        <w:tc>
-          <w:tcPr>
-            <w:tcW w:type="dxa" w:w="1070"/>
-          </w:tcPr>
-          <w:p/>
-        </w:tc>
-        <w:tc>
-          <w:tcPr>
-            <w:tcW w:type="dxa" w:w="1590"/>
-          </w:tcPr>
-          <w:p/>
-        </w:tc>
-        <w:tc>
-          <w:tcPr>
-            <w:tcW w:type="dxa" w:w="1053"/>
-          </w:tcPr>
-          <w:p/>
-        </w:tc>
-        <w:tc>
-          <w:tcPr>
-            <w:tcW w:type="dxa" w:w="1561"/>
-          </w:tcPr>
-          <w:p/>
-        </w:tc>
-        <w:tc>
-          <w:tcPr>
-            <w:tcW w:type="dxa" w:w="1561"/>
-          </w:tcPr>
-          <w:p/>
-        </w:tc>
-        <w:tc>
-          <w:tcPr>
-            <w:tcW w:type="dxa" w:w="1409"/>
+            <w:tcW w:type="dxa" w:w="954"/>
+          </w:tcPr>
+          <w:p/>
+        </w:tc>
+        <w:tc>
+          <w:tcPr>
+            <w:tcW w:type="dxa" w:w="1377"/>
+          </w:tcPr>
+          <w:p/>
+        </w:tc>
+        <w:tc>
+          <w:tcPr>
+            <w:tcW w:type="dxa" w:w="1862"/>
+          </w:tcPr>
+          <w:p/>
+        </w:tc>
+        <w:tc>
+          <w:tcPr>
+            <w:tcW w:type="dxa" w:w="2274"/>
+          </w:tcPr>
+          <w:p/>
+        </w:tc>
+        <w:tc>
+          <w:tcPr>
+            <w:tcW w:type="dxa" w:w="1023"/>
+          </w:tcPr>
+          <w:p/>
+        </w:tc>
+        <w:tc>
+          <w:tcPr>
+            <w:tcW w:type="dxa" w:w="1543"/>
+          </w:tcPr>
+          <w:p/>
+        </w:tc>
+        <w:tc>
+          <w:tcPr>
+            <w:tcW w:type="dxa" w:w="1016"/>
+          </w:tcPr>
+          <w:p/>
+        </w:tc>
+        <w:tc>
+          <w:tcPr>
+            <w:tcW w:type="dxa" w:w="1487"/>
+          </w:tcPr>
+          <w:p/>
+        </w:tc>
+        <w:tc>
+          <w:tcPr>
+            <w:tcW w:type="dxa" w:w="1487"/>
+          </w:tcPr>
+          <w:p/>
+        </w:tc>
+        <w:tc>
+          <w:tcPr>
+            <w:tcW w:type="dxa" w:w="1377"/>
           </w:tcPr>
           <w:p/>
         </w:tc>
@@ -1660,61 +1660,61 @@
       <w:tr>
         <w:tc>
           <w:tcPr>
-            <w:tcW w:type="dxa" w:w="975"/>
-          </w:tcPr>
-          <w:p/>
-        </w:tc>
-        <w:tc>
-          <w:tcPr>
-            <w:tcW w:type="dxa" w:w="1409"/>
-          </w:tcPr>
-          <w:p/>
-        </w:tc>
-        <w:tc>
-          <w:tcPr>
-            <w:tcW w:type="dxa" w:w="1393"/>
-          </w:tcPr>
-          <w:p/>
-        </w:tc>
-        <w:tc>
-          <w:tcPr>
-            <w:tcW w:type="dxa" w:w="2379"/>
-          </w:tcPr>
-          <w:p/>
-        </w:tc>
-        <w:tc>
-          <w:tcPr>
-            <w:tcW w:type="dxa" w:w="1070"/>
-          </w:tcPr>
-          <w:p/>
-        </w:tc>
-        <w:tc>
-          <w:tcPr>
-            <w:tcW w:type="dxa" w:w="1590"/>
-          </w:tcPr>
-          <w:p/>
-        </w:tc>
-        <w:tc>
-          <w:tcPr>
-            <w:tcW w:type="dxa" w:w="1053"/>
-          </w:tcPr>
-          <w:p/>
-        </w:tc>
-        <w:tc>
-          <w:tcPr>
-            <w:tcW w:type="dxa" w:w="1561"/>
-          </w:tcPr>
-          <w:p/>
-        </w:tc>
-        <w:tc>
-          <w:tcPr>
-            <w:tcW w:type="dxa" w:w="1561"/>
-          </w:tcPr>
-          <w:p/>
-        </w:tc>
-        <w:tc>
-          <w:tcPr>
-            <w:tcW w:type="dxa" w:w="1409"/>
+            <w:tcW w:type="dxa" w:w="954"/>
+          </w:tcPr>
+          <w:p/>
+        </w:tc>
+        <w:tc>
+          <w:tcPr>
+            <w:tcW w:type="dxa" w:w="1377"/>
+          </w:tcPr>
+          <w:p/>
+        </w:tc>
+        <w:tc>
+          <w:tcPr>
+            <w:tcW w:type="dxa" w:w="1862"/>
+          </w:tcPr>
+          <w:p/>
+        </w:tc>
+        <w:tc>
+          <w:tcPr>
+            <w:tcW w:type="dxa" w:w="2274"/>
+          </w:tcPr>
+          <w:p/>
+        </w:tc>
+        <w:tc>
+          <w:tcPr>
+            <w:tcW w:type="dxa" w:w="1023"/>
+          </w:tcPr>
+          <w:p/>
+        </w:tc>
+        <w:tc>
+          <w:tcPr>
+            <w:tcW w:type="dxa" w:w="1543"/>
+          </w:tcPr>
+          <w:p/>
+        </w:tc>
+        <w:tc>
+          <w:tcPr>
+            <w:tcW w:type="dxa" w:w="1016"/>
+          </w:tcPr>
+          <w:p/>
+        </w:tc>
+        <w:tc>
+          <w:tcPr>
+            <w:tcW w:type="dxa" w:w="1487"/>
+          </w:tcPr>
+          <w:p/>
+        </w:tc>
+        <w:tc>
+          <w:tcPr>
+            <w:tcW w:type="dxa" w:w="1487"/>
+          </w:tcPr>
+          <w:p/>
+        </w:tc>
+        <w:tc>
+          <w:tcPr>
+            <w:tcW w:type="dxa" w:w="1377"/>
           </w:tcPr>
           <w:p/>
         </w:tc>
@@ -1722,61 +1722,61 @@
       <w:tr>
         <w:tc>
           <w:tcPr>
-            <w:tcW w:type="dxa" w:w="975"/>
-          </w:tcPr>
-          <w:p/>
-        </w:tc>
-        <w:tc>
-          <w:tcPr>
-            <w:tcW w:type="dxa" w:w="1409"/>
-          </w:tcPr>
-          <w:p/>
-        </w:tc>
-        <w:tc>
-          <w:tcPr>
-            <w:tcW w:type="dxa" w:w="1393"/>
-          </w:tcPr>
-          <w:p/>
-        </w:tc>
-        <w:tc>
-          <w:tcPr>
-            <w:tcW w:type="dxa" w:w="2379"/>
-          </w:tcPr>
-          <w:p/>
-        </w:tc>
-        <w:tc>
-          <w:tcPr>
-            <w:tcW w:type="dxa" w:w="1070"/>
-          </w:tcPr>
-          <w:p/>
-        </w:tc>
-        <w:tc>
-          <w:tcPr>
-            <w:tcW w:type="dxa" w:w="1590"/>
-          </w:tcPr>
-          <w:p/>
-        </w:tc>
-        <w:tc>
-          <w:tcPr>
-            <w:tcW w:type="dxa" w:w="1053"/>
-          </w:tcPr>
-          <w:p/>
-        </w:tc>
-        <w:tc>
-          <w:tcPr>
-            <w:tcW w:type="dxa" w:w="1561"/>
-          </w:tcPr>
-          <w:p/>
-        </w:tc>
-        <w:tc>
-          <w:tcPr>
-            <w:tcW w:type="dxa" w:w="1561"/>
-          </w:tcPr>
-          <w:p/>
-        </w:tc>
-        <w:tc>
-          <w:tcPr>
-            <w:tcW w:type="dxa" w:w="1409"/>
+            <w:tcW w:type="dxa" w:w="954"/>
+          </w:tcPr>
+          <w:p/>
+        </w:tc>
+        <w:tc>
+          <w:tcPr>
+            <w:tcW w:type="dxa" w:w="1377"/>
+          </w:tcPr>
+          <w:p/>
+        </w:tc>
+        <w:tc>
+          <w:tcPr>
+            <w:tcW w:type="dxa" w:w="1862"/>
+          </w:tcPr>
+          <w:p/>
+        </w:tc>
+        <w:tc>
+          <w:tcPr>
+            <w:tcW w:type="dxa" w:w="2274"/>
+          </w:tcPr>
+          <w:p/>
+        </w:tc>
+        <w:tc>
+          <w:tcPr>
+            <w:tcW w:type="dxa" w:w="1023"/>
+          </w:tcPr>
+          <w:p/>
+        </w:tc>
+        <w:tc>
+          <w:tcPr>
+            <w:tcW w:type="dxa" w:w="1543"/>
+          </w:tcPr>
+          <w:p/>
+        </w:tc>
+        <w:tc>
+          <w:tcPr>
+            <w:tcW w:type="dxa" w:w="1016"/>
+          </w:tcPr>
+          <w:p/>
+        </w:tc>
+        <w:tc>
+          <w:tcPr>
+            <w:tcW w:type="dxa" w:w="1487"/>
+          </w:tcPr>
+          <w:p/>
+        </w:tc>
+        <w:tc>
+          <w:tcPr>
+            <w:tcW w:type="dxa" w:w="1487"/>
+          </w:tcPr>
+          <w:p/>
+        </w:tc>
+        <w:tc>
+          <w:tcPr>
+            <w:tcW w:type="dxa" w:w="1377"/>
           </w:tcPr>
           <w:p/>
         </w:tc>
@@ -1784,7 +1784,7 @@
       <w:tr>
         <w:tc>
           <w:tcPr>
-            <w:tcW w:type="dxa" w:w="975"/>
+            <w:tcW w:type="dxa" w:w="954"/>
           </w:tcPr>
           <w:p>
             <w:r>
@@ -1794,7 +1794,7 @@
         </w:tc>
         <w:tc>
           <w:tcPr>
-            <w:tcW w:type="dxa" w:w="1409"/>
+            <w:tcW w:type="dxa" w:w="1377"/>
           </w:tcPr>
           <w:p>
             <w:r>
@@ -1804,7 +1804,7 @@
         </w:tc>
         <w:tc>
           <w:tcPr>
-            <w:tcW w:type="dxa" w:w="1393"/>
+            <w:tcW w:type="dxa" w:w="1862"/>
           </w:tcPr>
           <w:p>
             <w:r>
@@ -1814,7 +1814,7 @@
         </w:tc>
         <w:tc>
           <w:tcPr>
-            <w:tcW w:type="dxa" w:w="2379"/>
+            <w:tcW w:type="dxa" w:w="2274"/>
           </w:tcPr>
           <w:p>
             <w:r>
@@ -1824,7 +1824,7 @@
         </w:tc>
         <w:tc>
           <w:tcPr>
-            <w:tcW w:type="dxa" w:w="1070"/>
+            <w:tcW w:type="dxa" w:w="1023"/>
           </w:tcPr>
           <w:p>
             <w:r>
@@ -1834,7 +1834,7 @@
         </w:tc>
         <w:tc>
           <w:tcPr>
-            <w:tcW w:type="dxa" w:w="1590"/>
+            <w:tcW w:type="dxa" w:w="1543"/>
           </w:tcPr>
           <w:p>
             <w:r>
@@ -1844,7 +1844,7 @@
         </w:tc>
         <w:tc>
           <w:tcPr>
-            <w:tcW w:type="dxa" w:w="1053"/>
+            <w:tcW w:type="dxa" w:w="1016"/>
           </w:tcPr>
           <w:p>
             <w:r>
@@ -1854,7 +1854,7 @@
         </w:tc>
         <w:tc>
           <w:tcPr>
-            <w:tcW w:type="dxa" w:w="1561"/>
+            <w:tcW w:type="dxa" w:w="1487"/>
           </w:tcPr>
           <w:p>
             <w:r>
@@ -1864,7 +1864,7 @@
         </w:tc>
         <w:tc>
           <w:tcPr>
-            <w:tcW w:type="dxa" w:w="1561"/>
+            <w:tcW w:type="dxa" w:w="1487"/>
           </w:tcPr>
           <w:p>
             <w:r>
@@ -1874,7 +1874,7 @@
         </w:tc>
         <w:tc>
           <w:tcPr>
-            <w:tcW w:type="dxa" w:w="1409"/>
+            <w:tcW w:type="dxa" w:w="1377"/>
           </w:tcPr>
           <w:p>
             <w:r>
